--- a/submission/candidate_20260911_review/tables/TableS2.docx
+++ b/submission/candidate_20260911_review/tables/TableS2.docx
@@ -1653,7 +1653,7 @@
     <w:name w:val="Normal"/>
     <w:qFormat/>
     <w:pPr>
-      <w:spacing w:line="480" w:lineRule="auto" w:after="0"/>
+      <w:spacing w:line="456" w:lineRule="auto" w:after="0"/>
     </w:pPr>
     <w:rPr>
       <w:rFonts w:ascii="Times New Roman" w:hAnsi="Times New Roman"/>
@@ -1666,7 +1666,7 @@
     <w:link w:val="BodyTextChar"/>
     <w:qFormat/>
     <w:pPr>
-      <w:spacing w:after="0" w:before="180" w:line="480" w:lineRule="auto"/>
+      <w:spacing w:after="0" w:before="180" w:line="456" w:lineRule="auto"/>
     </w:pPr>
     <w:rPr>
       <w:rFonts w:ascii="Times New Roman" w:hAnsi="Times New Roman"/>
@@ -1679,7 +1679,7 @@
     <w:next w:val="BodyText"/>
     <w:qFormat/>
     <w:pPr>
-      <w:spacing w:line="480" w:lineRule="auto" w:after="0"/>
+      <w:spacing w:line="456" w:lineRule="auto" w:after="0"/>
     </w:pPr>
     <w:rPr>
       <w:rFonts w:ascii="Times New Roman" w:hAnsi="Times New Roman"/>
@@ -1691,7 +1691,7 @@
     <w:basedOn w:val="BodyText"/>
     <w:qFormat/>
     <w:pPr>
-      <w:spacing w:after="0" w:before="36" w:line="480" w:lineRule="auto"/>
+      <w:spacing w:after="0" w:before="36" w:line="456" w:lineRule="auto"/>
     </w:pPr>
     <w:rPr>
       <w:rFonts w:ascii="Times New Roman" w:hAnsi="Times New Roman"/>
@@ -2201,7 +2201,7 @@
     <w:unhideWhenUsed/>
     <w:qFormat/>
     <w:pPr>
-      <w:spacing w:line="480" w:lineRule="auto" w:after="0"/>
+      <w:spacing w:line="456" w:lineRule="auto" w:after="0"/>
     </w:pPr>
     <w:rPr>
       <w:rFonts w:ascii="Times New Roman" w:hAnsi="Times New Roman"/>

--- a/submission/candidate_20260911_review/tables/TableS2.docx
+++ b/submission/candidate_20260911_review/tables/TableS2.docx
@@ -16,7 +16,7 @@
           <w:bCs/>
           <w:sz w:val="20"/>
         </w:rPr>
-        <w:t xml:space="preserve">Table S2. Shared-variant support under different prior assumptions</w:t>
+        <w:t xml:space="preserve">Table S2. Associations before and after cohort-frequency substitution</w:t>
       </w:r>
     </w:p>
     <w:tbl>
@@ -27,11 +27,12 @@
         <w:tblLook w:firstColumn="1" w:firstRow="1" w:lastColumn="0" w:lastRow="0" w:noHBand="0" w:noVBand="1" w:val="04A0"/>
       </w:tblPr>
       <w:tblGrid>
-        <w:gridCol w:w="1533"/>
-        <w:gridCol w:w="5110"/>
-        <w:gridCol w:w="2725"/>
-        <w:gridCol w:w="2725"/>
-        <w:gridCol w:w="2725"/>
+        <w:gridCol w:w="1312"/>
+        <w:gridCol w:w="3782"/>
+        <w:gridCol w:w="3319"/>
+        <w:gridCol w:w="1544"/>
+        <w:gridCol w:w="3319"/>
+        <w:gridCol w:w="1544"/>
       </w:tblGrid>
       <w:tr>
         <w:trPr>
@@ -40,7 +41,7 @@
         </w:trPr>
         <w:tc>
           <w:tcPr>
-            <w:tcW w:type="dxa" w:w="1533"/>
+            <w:tcW w:type="dxa" w:w="1312"/>
             <w:vAlign w:val="center"/>
             <w:tcMar>
               <w:top w:w="80" w:type="dxa"/>
@@ -68,7 +69,7 @@
         </w:tc>
         <w:tc>
           <w:tcPr>
-            <w:tcW w:type="dxa" w:w="5110"/>
+            <w:tcW w:type="dxa" w:w="3782"/>
             <w:vAlign w:val="center"/>
             <w:tcMar>
               <w:top w:w="80" w:type="dxa"/>
@@ -96,7 +97,7 @@
         </w:tc>
         <w:tc>
           <w:tcPr>
-            <w:tcW w:type="dxa" w:w="2725"/>
+            <w:tcW w:type="dxa" w:w="3319"/>
             <w:vAlign w:val="center"/>
             <w:tcMar>
               <w:top w:w="80" w:type="dxa"/>
@@ -118,13 +119,13 @@
                 <w:b/>
                 <w:sz w:val="20"/>
               </w:rPr>
-              <w:t xml:space="preserve">Default prior</w:t>
-            </w:r>
-          </w:p>
-        </w:tc>
-        <w:tc>
-          <w:tcPr>
-            <w:tcW w:type="dxa" w:w="2725"/>
+              <w:t xml:space="preserve">Reference OR (95% CI)</w:t>
+            </w:r>
+          </w:p>
+        </w:tc>
+        <w:tc>
+          <w:tcPr>
+            <w:tcW w:type="dxa" w:w="1544"/>
             <w:vAlign w:val="center"/>
             <w:tcMar>
               <w:top w:w="80" w:type="dxa"/>
@@ -146,13 +147,31 @@
                 <w:b/>
                 <w:sz w:val="20"/>
               </w:rPr>
-              <w:t xml:space="preserve">Intermediate prior</w:t>
-            </w:r>
-          </w:p>
-        </w:tc>
-        <w:tc>
-          <w:tcPr>
-            <w:tcW w:type="dxa" w:w="2725"/>
+              <w:t xml:space="preserve">Reference</w:t>
+            </w:r>
+            <w:r>
+              <w:rPr>
+                <w:rFonts w:ascii="Times New Roman" w:hAnsi="Times New Roman"/>
+                <w:b/>
+                <w:sz w:val="20"/>
+              </w:rPr>
+              <w:t xml:space="preserve"> </w:t>
+            </w:r>
+            <w:r>
+              <w:rPr>
+                <w:rFonts w:ascii="Times New Roman" w:hAnsi="Times New Roman"/>
+                <w:b/>
+                <w:i/>
+                <w:iCs/>
+                <w:sz w:val="20"/>
+              </w:rPr>
+              <w:t xml:space="preserve">P</w:t>
+            </w:r>
+          </w:p>
+        </w:tc>
+        <w:tc>
+          <w:tcPr>
+            <w:tcW w:type="dxa" w:w="3319"/>
             <w:vAlign w:val="center"/>
             <w:tcMar>
               <w:top w:w="80" w:type="dxa"/>
@@ -166,7 +185,7 @@
             <w:pPr>
               <w:keepNext w:val="0"/>
               <w:spacing w:line="252" w:lineRule="auto" w:before="0" w:after="0"/>
-              <w:jc w:val="left"/>
+              <w:jc w:val="center"/>
             </w:pPr>
             <w:r>
               <w:rPr>
@@ -174,7 +193,53 @@
                 <w:b/>
                 <w:sz w:val="20"/>
               </w:rPr>
-              <w:t xml:space="preserve">Conservative prior</w:t>
+              <w:t xml:space="preserve">eQTLGen OR (95% CI)</w:t>
+            </w:r>
+          </w:p>
+        </w:tc>
+        <w:tc>
+          <w:tcPr>
+            <w:tcW w:type="dxa" w:w="1544"/>
+            <w:vAlign w:val="center"/>
+            <w:tcMar>
+              <w:top w:w="80" w:type="dxa"/>
+              <w:bottom w:w="80" w:type="dxa"/>
+              <w:left w:w="80" w:type="dxa"/>
+              <w:right w:w="80" w:type="dxa"/>
+            </w:tcMar>
+            <w:shd w:fill="EEEEEE"/>
+          </w:tcPr>
+          <w:p>
+            <w:pPr>
+              <w:keepNext w:val="0"/>
+              <w:spacing w:line="252" w:lineRule="auto" w:before="0" w:after="0"/>
+              <w:jc w:val="center"/>
+            </w:pPr>
+            <w:r>
+              <w:rPr>
+                <w:rFonts w:ascii="Times New Roman" w:hAnsi="Times New Roman"/>
+                <w:b/>
+                <w:sz w:val="20"/>
+              </w:rPr>
+              <w:t xml:space="preserve">eQTLGen</w:t>
+            </w:r>
+            <w:r>
+              <w:rPr>
+                <w:rFonts w:ascii="Times New Roman" w:hAnsi="Times New Roman"/>
+                <w:b/>
+                <w:sz w:val="20"/>
+              </w:rPr>
+              <w:t xml:space="preserve"> </w:t>
+            </w:r>
+            <w:r>
+              <w:rPr>
+                <w:rFonts w:ascii="Times New Roman" w:hAnsi="Times New Roman"/>
+                <w:b/>
+                <w:i/>
+                <w:iCs/>
+                <w:sz w:val="20"/>
+              </w:rPr>
+              <w:t xml:space="preserve">P</w:t>
             </w:r>
           </w:p>
         </w:tc>
@@ -185,7 +250,7 @@
         </w:trPr>
         <w:tc>
           <w:tcPr>
-            <w:tcW w:type="dxa" w:w="1533"/>
+            <w:tcW w:type="dxa" w:w="1312"/>
             <w:vAlign w:val="center"/>
             <w:tcMar>
               <w:top w:w="80" w:type="dxa"/>
@@ -213,7 +278,7 @@
         </w:tc>
         <w:tc>
           <w:tcPr>
-            <w:tcW w:type="dxa" w:w="5110"/>
+            <w:tcW w:type="dxa" w:w="3782"/>
             <w:vAlign w:val="center"/>
             <w:tcMar>
               <w:top w:w="80" w:type="dxa"/>
@@ -239,79 +304,107 @@
         </w:tc>
         <w:tc>
           <w:tcPr>
-            <w:tcW w:type="dxa" w:w="2725"/>
-            <w:vAlign w:val="center"/>
-            <w:tcMar>
-              <w:top w:w="80" w:type="dxa"/>
-              <w:bottom w:w="80" w:type="dxa"/>
-              <w:left w:w="80" w:type="dxa"/>
-              <w:right w:w="80" w:type="dxa"/>
-            </w:tcMar>
-          </w:tcPr>
-          <w:p>
-            <w:pPr>
-              <w:keepNext w:val="0"/>
-              <w:spacing w:line="252" w:lineRule="auto" w:before="0" w:after="0"/>
-              <w:jc w:val="center"/>
-            </w:pPr>
-            <w:r>
-              <w:rPr>
-                <w:rFonts w:ascii="Times New Roman" w:hAnsi="Times New Roman"/>
-                <w:sz w:val="20"/>
-              </w:rPr>
-              <w:t xml:space="preserve">0.951</w:t>
-            </w:r>
-          </w:p>
-        </w:tc>
-        <w:tc>
-          <w:tcPr>
-            <w:tcW w:type="dxa" w:w="2725"/>
-            <w:vAlign w:val="center"/>
-            <w:tcMar>
-              <w:top w:w="80" w:type="dxa"/>
-              <w:bottom w:w="80" w:type="dxa"/>
-              <w:left w:w="80" w:type="dxa"/>
-              <w:right w:w="80" w:type="dxa"/>
-            </w:tcMar>
-          </w:tcPr>
-          <w:p>
-            <w:pPr>
-              <w:keepNext w:val="0"/>
-              <w:spacing w:line="252" w:lineRule="auto" w:before="0" w:after="0"/>
-              <w:jc w:val="center"/>
-            </w:pPr>
-            <w:r>
-              <w:rPr>
-                <w:rFonts w:ascii="Times New Roman" w:hAnsi="Times New Roman"/>
-                <w:sz w:val="20"/>
-              </w:rPr>
-              <w:t xml:space="preserve">0.907</w:t>
-            </w:r>
-          </w:p>
-        </w:tc>
-        <w:tc>
-          <w:tcPr>
-            <w:tcW w:type="dxa" w:w="2725"/>
-            <w:vAlign w:val="center"/>
-            <w:tcMar>
-              <w:top w:w="80" w:type="dxa"/>
-              <w:bottom w:w="80" w:type="dxa"/>
-              <w:left w:w="80" w:type="dxa"/>
-              <w:right w:w="80" w:type="dxa"/>
-            </w:tcMar>
-          </w:tcPr>
-          <w:p>
-            <w:pPr>
-              <w:keepNext w:val="0"/>
-              <w:spacing w:line="252" w:lineRule="auto" w:before="0" w:after="0"/>
-              <w:jc w:val="left"/>
-            </w:pPr>
-            <w:r>
-              <w:rPr>
-                <w:rFonts w:ascii="Times New Roman" w:hAnsi="Times New Roman"/>
-                <w:sz w:val="20"/>
-              </w:rPr>
-              <w:t xml:space="preserve">0.661</w:t>
+            <w:tcW w:type="dxa" w:w="3319"/>
+            <w:vAlign w:val="center"/>
+            <w:tcMar>
+              <w:top w:w="80" w:type="dxa"/>
+              <w:bottom w:w="80" w:type="dxa"/>
+              <w:left w:w="80" w:type="dxa"/>
+              <w:right w:w="80" w:type="dxa"/>
+            </w:tcMar>
+          </w:tcPr>
+          <w:p>
+            <w:pPr>
+              <w:keepNext w:val="0"/>
+              <w:spacing w:line="252" w:lineRule="auto" w:before="0" w:after="0"/>
+              <w:jc w:val="center"/>
+            </w:pPr>
+            <w:r>
+              <w:rPr>
+                <w:rFonts w:ascii="Times New Roman" w:hAnsi="Times New Roman"/>
+                <w:sz w:val="20"/>
+              </w:rPr>
+              <w:t xml:space="preserve">0.12 (0.07–0.21)</w:t>
+            </w:r>
+          </w:p>
+        </w:tc>
+        <w:tc>
+          <w:tcPr>
+            <w:tcW w:type="dxa" w:w="1544"/>
+            <w:vAlign w:val="center"/>
+            <w:tcMar>
+              <w:top w:w="80" w:type="dxa"/>
+              <w:bottom w:w="80" w:type="dxa"/>
+              <w:left w:w="80" w:type="dxa"/>
+              <w:right w:w="80" w:type="dxa"/>
+            </w:tcMar>
+          </w:tcPr>
+          <w:p>
+            <w:pPr>
+              <w:keepNext w:val="0"/>
+              <w:spacing w:line="252" w:lineRule="auto" w:before="0" w:after="0"/>
+              <w:jc w:val="center"/>
+            </w:pPr>
+            <w:r>
+              <w:rPr>
+                <w:rFonts w:ascii="Times New Roman" w:hAnsi="Times New Roman"/>
+                <w:b/>
+                <w:sz w:val="20"/>
+              </w:rPr>
+              <w:t xml:space="preserve">1.09×10⁻¹⁴</w:t>
+            </w:r>
+          </w:p>
+        </w:tc>
+        <w:tc>
+          <w:tcPr>
+            <w:tcW w:type="dxa" w:w="3319"/>
+            <w:vAlign w:val="center"/>
+            <w:tcMar>
+              <w:top w:w="80" w:type="dxa"/>
+              <w:bottom w:w="80" w:type="dxa"/>
+              <w:left w:w="80" w:type="dxa"/>
+              <w:right w:w="80" w:type="dxa"/>
+            </w:tcMar>
+          </w:tcPr>
+          <w:p>
+            <w:pPr>
+              <w:keepNext w:val="0"/>
+              <w:spacing w:line="252" w:lineRule="auto" w:before="0" w:after="0"/>
+              <w:jc w:val="center"/>
+            </w:pPr>
+            <w:r>
+              <w:rPr>
+                <w:rFonts w:ascii="Times New Roman" w:hAnsi="Times New Roman"/>
+                <w:sz w:val="20"/>
+              </w:rPr>
+              <w:t xml:space="preserve">0.12 (0.07–0.21)</w:t>
+            </w:r>
+          </w:p>
+        </w:tc>
+        <w:tc>
+          <w:tcPr>
+            <w:tcW w:type="dxa" w:w="1544"/>
+            <w:vAlign w:val="center"/>
+            <w:tcMar>
+              <w:top w:w="80" w:type="dxa"/>
+              <w:bottom w:w="80" w:type="dxa"/>
+              <w:left w:w="80" w:type="dxa"/>
+              <w:right w:w="80" w:type="dxa"/>
+            </w:tcMar>
+          </w:tcPr>
+          <w:p>
+            <w:pPr>
+              <w:keepNext w:val="0"/>
+              <w:spacing w:line="252" w:lineRule="auto" w:before="0" w:after="0"/>
+              <w:jc w:val="center"/>
+            </w:pPr>
+            <w:r>
+              <w:rPr>
+                <w:rFonts w:ascii="Times New Roman" w:hAnsi="Times New Roman"/>
+                <w:b/>
+                <w:sz w:val="20"/>
+              </w:rPr>
+              <w:t xml:space="preserve">1.09×10⁻¹⁴</w:t>
             </w:r>
           </w:p>
         </w:tc>
@@ -322,7 +415,7 @@
         </w:trPr>
         <w:tc>
           <w:tcPr>
-            <w:tcW w:type="dxa" w:w="1533"/>
+            <w:tcW w:type="dxa" w:w="1312"/>
             <w:vAlign w:val="center"/>
             <w:tcMar>
               <w:top w:w="80" w:type="dxa"/>
@@ -350,7 +443,7 @@
         </w:tc>
         <w:tc>
           <w:tcPr>
-            <w:tcW w:type="dxa" w:w="5110"/>
+            <w:tcW w:type="dxa" w:w="3782"/>
             <w:vAlign w:val="center"/>
             <w:tcMar>
               <w:top w:w="80" w:type="dxa"/>
@@ -376,79 +469,107 @@
         </w:tc>
         <w:tc>
           <w:tcPr>
-            <w:tcW w:type="dxa" w:w="2725"/>
-            <w:vAlign w:val="center"/>
-            <w:tcMar>
-              <w:top w:w="80" w:type="dxa"/>
-              <w:bottom w:w="80" w:type="dxa"/>
-              <w:left w:w="80" w:type="dxa"/>
-              <w:right w:w="80" w:type="dxa"/>
-            </w:tcMar>
-          </w:tcPr>
-          <w:p>
-            <w:pPr>
-              <w:keepNext w:val="0"/>
-              <w:spacing w:line="252" w:lineRule="auto" w:before="0" w:after="0"/>
-              <w:jc w:val="center"/>
-            </w:pPr>
-            <w:r>
-              <w:rPr>
-                <w:rFonts w:ascii="Times New Roman" w:hAnsi="Times New Roman"/>
-                <w:sz w:val="20"/>
-              </w:rPr>
-              <w:t xml:space="preserve">0.226</w:t>
-            </w:r>
-          </w:p>
-        </w:tc>
-        <w:tc>
-          <w:tcPr>
-            <w:tcW w:type="dxa" w:w="2725"/>
-            <w:vAlign w:val="center"/>
-            <w:tcMar>
-              <w:top w:w="80" w:type="dxa"/>
-              <w:bottom w:w="80" w:type="dxa"/>
-              <w:left w:w="80" w:type="dxa"/>
-              <w:right w:w="80" w:type="dxa"/>
-            </w:tcMar>
-          </w:tcPr>
-          <w:p>
-            <w:pPr>
-              <w:keepNext w:val="0"/>
-              <w:spacing w:line="252" w:lineRule="auto" w:before="0" w:after="0"/>
-              <w:jc w:val="center"/>
-            </w:pPr>
-            <w:r>
-              <w:rPr>
-                <w:rFonts w:ascii="Times New Roman" w:hAnsi="Times New Roman"/>
-                <w:sz w:val="20"/>
-              </w:rPr>
-              <w:t xml:space="preserve">0.128</w:t>
-            </w:r>
-          </w:p>
-        </w:tc>
-        <w:tc>
-          <w:tcPr>
-            <w:tcW w:type="dxa" w:w="2725"/>
-            <w:vAlign w:val="center"/>
-            <w:tcMar>
-              <w:top w:w="80" w:type="dxa"/>
-              <w:bottom w:w="80" w:type="dxa"/>
-              <w:left w:w="80" w:type="dxa"/>
-              <w:right w:w="80" w:type="dxa"/>
-            </w:tcMar>
-          </w:tcPr>
-          <w:p>
-            <w:pPr>
-              <w:keepNext w:val="0"/>
-              <w:spacing w:line="252" w:lineRule="auto" w:before="0" w:after="0"/>
-              <w:jc w:val="left"/>
-            </w:pPr>
-            <w:r>
-              <w:rPr>
-                <w:rFonts w:ascii="Times New Roman" w:hAnsi="Times New Roman"/>
-                <w:sz w:val="20"/>
-              </w:rPr>
-              <w:t xml:space="preserve">0.028</w:t>
+            <w:tcW w:type="dxa" w:w="3319"/>
+            <w:vAlign w:val="center"/>
+            <w:tcMar>
+              <w:top w:w="80" w:type="dxa"/>
+              <w:bottom w:w="80" w:type="dxa"/>
+              <w:left w:w="80" w:type="dxa"/>
+              <w:right w:w="80" w:type="dxa"/>
+            </w:tcMar>
+          </w:tcPr>
+          <w:p>
+            <w:pPr>
+              <w:keepNext w:val="0"/>
+              <w:spacing w:line="252" w:lineRule="auto" w:before="0" w:after="0"/>
+              <w:jc w:val="center"/>
+            </w:pPr>
+            <w:r>
+              <w:rPr>
+                <w:rFonts w:ascii="Times New Roman" w:hAnsi="Times New Roman"/>
+                <w:sz w:val="20"/>
+              </w:rPr>
+              <w:t xml:space="preserve">0.09 (0.06–0.14)</w:t>
+            </w:r>
+          </w:p>
+        </w:tc>
+        <w:tc>
+          <w:tcPr>
+            <w:tcW w:type="dxa" w:w="1544"/>
+            <w:vAlign w:val="center"/>
+            <w:tcMar>
+              <w:top w:w="80" w:type="dxa"/>
+              <w:bottom w:w="80" w:type="dxa"/>
+              <w:left w:w="80" w:type="dxa"/>
+              <w:right w:w="80" w:type="dxa"/>
+            </w:tcMar>
+          </w:tcPr>
+          <w:p>
+            <w:pPr>
+              <w:keepNext w:val="0"/>
+              <w:spacing w:line="252" w:lineRule="auto" w:before="0" w:after="0"/>
+              <w:jc w:val="center"/>
+            </w:pPr>
+            <w:r>
+              <w:rPr>
+                <w:rFonts w:ascii="Times New Roman" w:hAnsi="Times New Roman"/>
+                <w:b/>
+                <w:sz w:val="20"/>
+              </w:rPr>
+              <w:t xml:space="preserve">8.77×10⁻²⁸</w:t>
+            </w:r>
+          </w:p>
+        </w:tc>
+        <w:tc>
+          <w:tcPr>
+            <w:tcW w:type="dxa" w:w="3319"/>
+            <w:vAlign w:val="center"/>
+            <w:tcMar>
+              <w:top w:w="80" w:type="dxa"/>
+              <w:bottom w:w="80" w:type="dxa"/>
+              <w:left w:w="80" w:type="dxa"/>
+              <w:right w:w="80" w:type="dxa"/>
+            </w:tcMar>
+          </w:tcPr>
+          <w:p>
+            <w:pPr>
+              <w:keepNext w:val="0"/>
+              <w:spacing w:line="252" w:lineRule="auto" w:before="0" w:after="0"/>
+              <w:jc w:val="center"/>
+            </w:pPr>
+            <w:r>
+              <w:rPr>
+                <w:rFonts w:ascii="Times New Roman" w:hAnsi="Times New Roman"/>
+                <w:sz w:val="20"/>
+              </w:rPr>
+              <w:t xml:space="preserve">0.09 (0.06–0.14)</w:t>
+            </w:r>
+          </w:p>
+        </w:tc>
+        <w:tc>
+          <w:tcPr>
+            <w:tcW w:type="dxa" w:w="1544"/>
+            <w:vAlign w:val="center"/>
+            <w:tcMar>
+              <w:top w:w="80" w:type="dxa"/>
+              <w:bottom w:w="80" w:type="dxa"/>
+              <w:left w:w="80" w:type="dxa"/>
+              <w:right w:w="80" w:type="dxa"/>
+            </w:tcMar>
+          </w:tcPr>
+          <w:p>
+            <w:pPr>
+              <w:keepNext w:val="0"/>
+              <w:spacing w:line="252" w:lineRule="auto" w:before="0" w:after="0"/>
+              <w:jc w:val="center"/>
+            </w:pPr>
+            <w:r>
+              <w:rPr>
+                <w:rFonts w:ascii="Times New Roman" w:hAnsi="Times New Roman"/>
+                <w:b/>
+                <w:sz w:val="20"/>
+              </w:rPr>
+              <w:t xml:space="preserve">8.77×10⁻²⁸</w:t>
             </w:r>
           </w:p>
         </w:tc>
@@ -459,7 +580,7 @@
         </w:trPr>
         <w:tc>
           <w:tcPr>
-            <w:tcW w:type="dxa" w:w="1533"/>
+            <w:tcW w:type="dxa" w:w="1312"/>
             <w:vAlign w:val="center"/>
             <w:tcMar>
               <w:top w:w="80" w:type="dxa"/>
@@ -487,7 +608,7 @@
         </w:tc>
         <w:tc>
           <w:tcPr>
-            <w:tcW w:type="dxa" w:w="5110"/>
+            <w:tcW w:type="dxa" w:w="3782"/>
             <w:vAlign w:val="center"/>
             <w:tcMar>
               <w:top w:w="80" w:type="dxa"/>
@@ -513,79 +634,107 @@
         </w:tc>
         <w:tc>
           <w:tcPr>
-            <w:tcW w:type="dxa" w:w="2725"/>
-            <w:vAlign w:val="center"/>
-            <w:tcMar>
-              <w:top w:w="80" w:type="dxa"/>
-              <w:bottom w:w="80" w:type="dxa"/>
-              <w:left w:w="80" w:type="dxa"/>
-              <w:right w:w="80" w:type="dxa"/>
-            </w:tcMar>
-          </w:tcPr>
-          <w:p>
-            <w:pPr>
-              <w:keepNext w:val="0"/>
-              <w:spacing w:line="252" w:lineRule="auto" w:before="0" w:after="0"/>
-              <w:jc w:val="center"/>
-            </w:pPr>
-            <w:r>
-              <w:rPr>
-                <w:rFonts w:ascii="Times New Roman" w:hAnsi="Times New Roman"/>
-                <w:sz w:val="20"/>
-              </w:rPr>
-              <w:t xml:space="preserve">0.986</w:t>
-            </w:r>
-          </w:p>
-        </w:tc>
-        <w:tc>
-          <w:tcPr>
-            <w:tcW w:type="dxa" w:w="2725"/>
-            <w:vAlign w:val="center"/>
-            <w:tcMar>
-              <w:top w:w="80" w:type="dxa"/>
-              <w:bottom w:w="80" w:type="dxa"/>
-              <w:left w:w="80" w:type="dxa"/>
-              <w:right w:w="80" w:type="dxa"/>
-            </w:tcMar>
-          </w:tcPr>
-          <w:p>
-            <w:pPr>
-              <w:keepNext w:val="0"/>
-              <w:spacing w:line="252" w:lineRule="auto" w:before="0" w:after="0"/>
-              <w:jc w:val="center"/>
-            </w:pPr>
-            <w:r>
-              <w:rPr>
-                <w:rFonts w:ascii="Times New Roman" w:hAnsi="Times New Roman"/>
-                <w:sz w:val="20"/>
-              </w:rPr>
-              <w:t xml:space="preserve">0.972</w:t>
-            </w:r>
-          </w:p>
-        </w:tc>
-        <w:tc>
-          <w:tcPr>
-            <w:tcW w:type="dxa" w:w="2725"/>
-            <w:vAlign w:val="center"/>
-            <w:tcMar>
-              <w:top w:w="80" w:type="dxa"/>
-              <w:bottom w:w="80" w:type="dxa"/>
-              <w:left w:w="80" w:type="dxa"/>
-              <w:right w:w="80" w:type="dxa"/>
-            </w:tcMar>
-          </w:tcPr>
-          <w:p>
-            <w:pPr>
-              <w:keepNext w:val="0"/>
-              <w:spacing w:line="252" w:lineRule="auto" w:before="0" w:after="0"/>
-              <w:jc w:val="left"/>
-            </w:pPr>
-            <w:r>
-              <w:rPr>
-                <w:rFonts w:ascii="Times New Roman" w:hAnsi="Times New Roman"/>
-                <w:sz w:val="20"/>
-              </w:rPr>
-              <w:t xml:space="preserve">0.875</w:t>
+            <w:tcW w:type="dxa" w:w="3319"/>
+            <w:vAlign w:val="center"/>
+            <w:tcMar>
+              <w:top w:w="80" w:type="dxa"/>
+              <w:bottom w:w="80" w:type="dxa"/>
+              <w:left w:w="80" w:type="dxa"/>
+              <w:right w:w="80" w:type="dxa"/>
+            </w:tcMar>
+          </w:tcPr>
+          <w:p>
+            <w:pPr>
+              <w:keepNext w:val="0"/>
+              <w:spacing w:line="252" w:lineRule="auto" w:before="0" w:after="0"/>
+              <w:jc w:val="center"/>
+            </w:pPr>
+            <w:r>
+              <w:rPr>
+                <w:rFonts w:ascii="Times New Roman" w:hAnsi="Times New Roman"/>
+                <w:sz w:val="20"/>
+              </w:rPr>
+              <w:t xml:space="preserve">0.10 (0.04–0.24)</w:t>
+            </w:r>
+          </w:p>
+        </w:tc>
+        <w:tc>
+          <w:tcPr>
+            <w:tcW w:type="dxa" w:w="1544"/>
+            <w:vAlign w:val="center"/>
+            <w:tcMar>
+              <w:top w:w="80" w:type="dxa"/>
+              <w:bottom w:w="80" w:type="dxa"/>
+              <w:left w:w="80" w:type="dxa"/>
+              <w:right w:w="80" w:type="dxa"/>
+            </w:tcMar>
+          </w:tcPr>
+          <w:p>
+            <w:pPr>
+              <w:keepNext w:val="0"/>
+              <w:spacing w:line="252" w:lineRule="auto" w:before="0" w:after="0"/>
+              <w:jc w:val="center"/>
+            </w:pPr>
+            <w:r>
+              <w:rPr>
+                <w:rFonts w:ascii="Times New Roman" w:hAnsi="Times New Roman"/>
+                <w:b/>
+                <w:sz w:val="20"/>
+              </w:rPr>
+              <w:t xml:space="preserve">2.82×10⁻⁷</w:t>
+            </w:r>
+          </w:p>
+        </w:tc>
+        <w:tc>
+          <w:tcPr>
+            <w:tcW w:type="dxa" w:w="3319"/>
+            <w:vAlign w:val="center"/>
+            <w:tcMar>
+              <w:top w:w="80" w:type="dxa"/>
+              <w:bottom w:w="80" w:type="dxa"/>
+              <w:left w:w="80" w:type="dxa"/>
+              <w:right w:w="80" w:type="dxa"/>
+            </w:tcMar>
+          </w:tcPr>
+          <w:p>
+            <w:pPr>
+              <w:keepNext w:val="0"/>
+              <w:spacing w:line="252" w:lineRule="auto" w:before="0" w:after="0"/>
+              <w:jc w:val="center"/>
+            </w:pPr>
+            <w:r>
+              <w:rPr>
+                <w:rFonts w:ascii="Times New Roman" w:hAnsi="Times New Roman"/>
+                <w:sz w:val="20"/>
+              </w:rPr>
+              <w:t xml:space="preserve">0.10 (0.04–0.24)</w:t>
+            </w:r>
+          </w:p>
+        </w:tc>
+        <w:tc>
+          <w:tcPr>
+            <w:tcW w:type="dxa" w:w="1544"/>
+            <w:vAlign w:val="center"/>
+            <w:tcMar>
+              <w:top w:w="80" w:type="dxa"/>
+              <w:bottom w:w="80" w:type="dxa"/>
+              <w:left w:w="80" w:type="dxa"/>
+              <w:right w:w="80" w:type="dxa"/>
+            </w:tcMar>
+          </w:tcPr>
+          <w:p>
+            <w:pPr>
+              <w:keepNext w:val="0"/>
+              <w:spacing w:line="252" w:lineRule="auto" w:before="0" w:after="0"/>
+              <w:jc w:val="center"/>
+            </w:pPr>
+            <w:r>
+              <w:rPr>
+                <w:rFonts w:ascii="Times New Roman" w:hAnsi="Times New Roman"/>
+                <w:b/>
+                <w:sz w:val="20"/>
+              </w:rPr>
+              <w:t xml:space="preserve">2.82×10⁻⁷</w:t>
             </w:r>
           </w:p>
         </w:tc>
@@ -596,7 +745,7 @@
         </w:trPr>
         <w:tc>
           <w:tcPr>
-            <w:tcW w:type="dxa" w:w="1533"/>
+            <w:tcW w:type="dxa" w:w="1312"/>
             <w:vAlign w:val="center"/>
             <w:tcMar>
               <w:top w:w="80" w:type="dxa"/>
@@ -624,7 +773,7 @@
         </w:tc>
         <w:tc>
           <w:tcPr>
-            <w:tcW w:type="dxa" w:w="5110"/>
+            <w:tcW w:type="dxa" w:w="3782"/>
             <w:vAlign w:val="center"/>
             <w:tcMar>
               <w:top w:w="80" w:type="dxa"/>
@@ -650,79 +799,107 @@
         </w:tc>
         <w:tc>
           <w:tcPr>
-            <w:tcW w:type="dxa" w:w="2725"/>
-            <w:vAlign w:val="center"/>
-            <w:tcMar>
-              <w:top w:w="80" w:type="dxa"/>
-              <w:bottom w:w="80" w:type="dxa"/>
-              <w:left w:w="80" w:type="dxa"/>
-              <w:right w:w="80" w:type="dxa"/>
-            </w:tcMar>
-          </w:tcPr>
-          <w:p>
-            <w:pPr>
-              <w:keepNext w:val="0"/>
-              <w:spacing w:line="252" w:lineRule="auto" w:before="0" w:after="0"/>
-              <w:jc w:val="center"/>
-            </w:pPr>
-            <w:r>
-              <w:rPr>
-                <w:rFonts w:ascii="Times New Roman" w:hAnsi="Times New Roman"/>
-                <w:sz w:val="20"/>
-              </w:rPr>
-              <w:t xml:space="preserve">0.073</w:t>
-            </w:r>
-          </w:p>
-        </w:tc>
-        <w:tc>
-          <w:tcPr>
-            <w:tcW w:type="dxa" w:w="2725"/>
-            <w:vAlign w:val="center"/>
-            <w:tcMar>
-              <w:top w:w="80" w:type="dxa"/>
-              <w:bottom w:w="80" w:type="dxa"/>
-              <w:left w:w="80" w:type="dxa"/>
-              <w:right w:w="80" w:type="dxa"/>
-            </w:tcMar>
-          </w:tcPr>
-          <w:p>
-            <w:pPr>
-              <w:keepNext w:val="0"/>
-              <w:spacing w:line="252" w:lineRule="auto" w:before="0" w:after="0"/>
-              <w:jc w:val="center"/>
-            </w:pPr>
-            <w:r>
-              <w:rPr>
-                <w:rFonts w:ascii="Times New Roman" w:hAnsi="Times New Roman"/>
-                <w:sz w:val="20"/>
-              </w:rPr>
-              <w:t xml:space="preserve">0.038</w:t>
-            </w:r>
-          </w:p>
-        </w:tc>
-        <w:tc>
-          <w:tcPr>
-            <w:tcW w:type="dxa" w:w="2725"/>
-            <w:vAlign w:val="center"/>
-            <w:tcMar>
-              <w:top w:w="80" w:type="dxa"/>
-              <w:bottom w:w="80" w:type="dxa"/>
-              <w:left w:w="80" w:type="dxa"/>
-              <w:right w:w="80" w:type="dxa"/>
-            </w:tcMar>
-          </w:tcPr>
-          <w:p>
-            <w:pPr>
-              <w:keepNext w:val="0"/>
-              <w:spacing w:line="252" w:lineRule="auto" w:before="0" w:after="0"/>
-              <w:jc w:val="left"/>
-            </w:pPr>
-            <w:r>
-              <w:rPr>
-                <w:rFonts w:ascii="Times New Roman" w:hAnsi="Times New Roman"/>
-                <w:sz w:val="20"/>
-              </w:rPr>
-              <w:t xml:space="preserve">0.008</w:t>
+            <w:tcW w:type="dxa" w:w="3319"/>
+            <w:vAlign w:val="center"/>
+            <w:tcMar>
+              <w:top w:w="80" w:type="dxa"/>
+              <w:bottom w:w="80" w:type="dxa"/>
+              <w:left w:w="80" w:type="dxa"/>
+              <w:right w:w="80" w:type="dxa"/>
+            </w:tcMar>
+          </w:tcPr>
+          <w:p>
+            <w:pPr>
+              <w:keepNext w:val="0"/>
+              <w:spacing w:line="252" w:lineRule="auto" w:before="0" w:after="0"/>
+              <w:jc w:val="center"/>
+            </w:pPr>
+            <w:r>
+              <w:rPr>
+                <w:rFonts w:ascii="Times New Roman" w:hAnsi="Times New Roman"/>
+                <w:sz w:val="20"/>
+              </w:rPr>
+              <w:t xml:space="preserve">1.56 (1.07–2.28)</w:t>
+            </w:r>
+          </w:p>
+        </w:tc>
+        <w:tc>
+          <w:tcPr>
+            <w:tcW w:type="dxa" w:w="1544"/>
+            <w:vAlign w:val="center"/>
+            <w:tcMar>
+              <w:top w:w="80" w:type="dxa"/>
+              <w:bottom w:w="80" w:type="dxa"/>
+              <w:left w:w="80" w:type="dxa"/>
+              <w:right w:w="80" w:type="dxa"/>
+            </w:tcMar>
+          </w:tcPr>
+          <w:p>
+            <w:pPr>
+              <w:keepNext w:val="0"/>
+              <w:spacing w:line="252" w:lineRule="auto" w:before="0" w:after="0"/>
+              <w:jc w:val="center"/>
+            </w:pPr>
+            <w:r>
+              <w:rPr>
+                <w:rFonts w:ascii="Times New Roman" w:hAnsi="Times New Roman"/>
+                <w:b/>
+                <w:sz w:val="20"/>
+              </w:rPr>
+              <w:t xml:space="preserve">0.0212</w:t>
+            </w:r>
+          </w:p>
+        </w:tc>
+        <w:tc>
+          <w:tcPr>
+            <w:tcW w:type="dxa" w:w="3319"/>
+            <w:vAlign w:val="center"/>
+            <w:tcMar>
+              <w:top w:w="80" w:type="dxa"/>
+              <w:bottom w:w="80" w:type="dxa"/>
+              <w:left w:w="80" w:type="dxa"/>
+              <w:right w:w="80" w:type="dxa"/>
+            </w:tcMar>
+          </w:tcPr>
+          <w:p>
+            <w:pPr>
+              <w:keepNext w:val="0"/>
+              <w:spacing w:line="252" w:lineRule="auto" w:before="0" w:after="0"/>
+              <w:jc w:val="center"/>
+            </w:pPr>
+            <w:r>
+              <w:rPr>
+                <w:rFonts w:ascii="Times New Roman" w:hAnsi="Times New Roman"/>
+                <w:sz w:val="20"/>
+              </w:rPr>
+              <w:t xml:space="preserve">1.58 (1.07–2.34)</w:t>
+            </w:r>
+          </w:p>
+        </w:tc>
+        <w:tc>
+          <w:tcPr>
+            <w:tcW w:type="dxa" w:w="1544"/>
+            <w:vAlign w:val="center"/>
+            <w:tcMar>
+              <w:top w:w="80" w:type="dxa"/>
+              <w:bottom w:w="80" w:type="dxa"/>
+              <w:left w:w="80" w:type="dxa"/>
+              <w:right w:w="80" w:type="dxa"/>
+            </w:tcMar>
+          </w:tcPr>
+          <w:p>
+            <w:pPr>
+              <w:keepNext w:val="0"/>
+              <w:spacing w:line="252" w:lineRule="auto" w:before="0" w:after="0"/>
+              <w:jc w:val="center"/>
+            </w:pPr>
+            <w:r>
+              <w:rPr>
+                <w:rFonts w:ascii="Times New Roman" w:hAnsi="Times New Roman"/>
+                <w:b/>
+                <w:sz w:val="20"/>
+              </w:rPr>
+              <w:t xml:space="preserve">0.022</w:t>
             </w:r>
           </w:p>
         </w:tc>
@@ -733,7 +910,7 @@
         </w:trPr>
         <w:tc>
           <w:tcPr>
-            <w:tcW w:type="dxa" w:w="1533"/>
+            <w:tcW w:type="dxa" w:w="1312"/>
             <w:vAlign w:val="center"/>
             <w:tcMar>
               <w:top w:w="80" w:type="dxa"/>
@@ -761,7 +938,7 @@
         </w:tc>
         <w:tc>
           <w:tcPr>
-            <w:tcW w:type="dxa" w:w="5110"/>
+            <w:tcW w:type="dxa" w:w="3782"/>
             <w:vAlign w:val="center"/>
             <w:tcMar>
               <w:top w:w="80" w:type="dxa"/>
@@ -787,79 +964,107 @@
         </w:tc>
         <w:tc>
           <w:tcPr>
-            <w:tcW w:type="dxa" w:w="2725"/>
-            <w:vAlign w:val="center"/>
-            <w:tcMar>
-              <w:top w:w="80" w:type="dxa"/>
-              <w:bottom w:w="80" w:type="dxa"/>
-              <w:left w:w="80" w:type="dxa"/>
-              <w:right w:w="80" w:type="dxa"/>
-            </w:tcMar>
-          </w:tcPr>
-          <w:p>
-            <w:pPr>
-              <w:keepNext w:val="0"/>
-              <w:spacing w:line="252" w:lineRule="auto" w:before="0" w:after="0"/>
-              <w:jc w:val="center"/>
-            </w:pPr>
-            <w:r>
-              <w:rPr>
-                <w:rFonts w:ascii="Times New Roman" w:hAnsi="Times New Roman"/>
-                <w:sz w:val="20"/>
-              </w:rPr>
-              <w:t xml:space="preserve">0.404</w:t>
-            </w:r>
-          </w:p>
-        </w:tc>
-        <w:tc>
-          <w:tcPr>
-            <w:tcW w:type="dxa" w:w="2725"/>
-            <w:vAlign w:val="center"/>
-            <w:tcMar>
-              <w:top w:w="80" w:type="dxa"/>
-              <w:bottom w:w="80" w:type="dxa"/>
-              <w:left w:w="80" w:type="dxa"/>
-              <w:right w:w="80" w:type="dxa"/>
-            </w:tcMar>
-          </w:tcPr>
-          <w:p>
-            <w:pPr>
-              <w:keepNext w:val="0"/>
-              <w:spacing w:line="252" w:lineRule="auto" w:before="0" w:after="0"/>
-              <w:jc w:val="center"/>
-            </w:pPr>
-            <w:r>
-              <w:rPr>
-                <w:rFonts w:ascii="Times New Roman" w:hAnsi="Times New Roman"/>
-                <w:sz w:val="20"/>
-              </w:rPr>
-              <w:t xml:space="preserve">0.253</w:t>
-            </w:r>
-          </w:p>
-        </w:tc>
-        <w:tc>
-          <w:tcPr>
-            <w:tcW w:type="dxa" w:w="2725"/>
-            <w:vAlign w:val="center"/>
-            <w:tcMar>
-              <w:top w:w="80" w:type="dxa"/>
-              <w:bottom w:w="80" w:type="dxa"/>
-              <w:left w:w="80" w:type="dxa"/>
-              <w:right w:w="80" w:type="dxa"/>
-            </w:tcMar>
-          </w:tcPr>
-          <w:p>
-            <w:pPr>
-              <w:keepNext w:val="0"/>
-              <w:spacing w:line="252" w:lineRule="auto" w:before="0" w:after="0"/>
-              <w:jc w:val="left"/>
-            </w:pPr>
-            <w:r>
-              <w:rPr>
-                <w:rFonts w:ascii="Times New Roman" w:hAnsi="Times New Roman"/>
-                <w:sz w:val="20"/>
-              </w:rPr>
-              <w:t xml:space="preserve">0.063</w:t>
+            <w:tcW w:type="dxa" w:w="3319"/>
+            <w:vAlign w:val="center"/>
+            <w:tcMar>
+              <w:top w:w="80" w:type="dxa"/>
+              <w:bottom w:w="80" w:type="dxa"/>
+              <w:left w:w="80" w:type="dxa"/>
+              <w:right w:w="80" w:type="dxa"/>
+            </w:tcMar>
+          </w:tcPr>
+          <w:p>
+            <w:pPr>
+              <w:keepNext w:val="0"/>
+              <w:spacing w:line="252" w:lineRule="auto" w:before="0" w:after="0"/>
+              <w:jc w:val="center"/>
+            </w:pPr>
+            <w:r>
+              <w:rPr>
+                <w:rFonts w:ascii="Times New Roman" w:hAnsi="Times New Roman"/>
+                <w:sz w:val="20"/>
+              </w:rPr>
+              <w:t xml:space="preserve">1.35 (1.07–1.70)</w:t>
+            </w:r>
+          </w:p>
+        </w:tc>
+        <w:tc>
+          <w:tcPr>
+            <w:tcW w:type="dxa" w:w="1544"/>
+            <w:vAlign w:val="center"/>
+            <w:tcMar>
+              <w:top w:w="80" w:type="dxa"/>
+              <w:bottom w:w="80" w:type="dxa"/>
+              <w:left w:w="80" w:type="dxa"/>
+              <w:right w:w="80" w:type="dxa"/>
+            </w:tcMar>
+          </w:tcPr>
+          <w:p>
+            <w:pPr>
+              <w:keepNext w:val="0"/>
+              <w:spacing w:line="252" w:lineRule="auto" w:before="0" w:after="0"/>
+              <w:jc w:val="center"/>
+            </w:pPr>
+            <w:r>
+              <w:rPr>
+                <w:rFonts w:ascii="Times New Roman" w:hAnsi="Times New Roman"/>
+                <w:b/>
+                <w:sz w:val="20"/>
+              </w:rPr>
+              <w:t xml:space="preserve">0.0117</w:t>
+            </w:r>
+          </w:p>
+        </w:tc>
+        <w:tc>
+          <w:tcPr>
+            <w:tcW w:type="dxa" w:w="3319"/>
+            <w:vAlign w:val="center"/>
+            <w:tcMar>
+              <w:top w:w="80" w:type="dxa"/>
+              <w:bottom w:w="80" w:type="dxa"/>
+              <w:left w:w="80" w:type="dxa"/>
+              <w:right w:w="80" w:type="dxa"/>
+            </w:tcMar>
+          </w:tcPr>
+          <w:p>
+            <w:pPr>
+              <w:keepNext w:val="0"/>
+              <w:spacing w:line="252" w:lineRule="auto" w:before="0" w:after="0"/>
+              <w:jc w:val="center"/>
+            </w:pPr>
+            <w:r>
+              <w:rPr>
+                <w:rFonts w:ascii="Times New Roman" w:hAnsi="Times New Roman"/>
+                <w:sz w:val="20"/>
+              </w:rPr>
+              <w:t xml:space="preserve">1.37 (1.06–1.78)</w:t>
+            </w:r>
+          </w:p>
+        </w:tc>
+        <w:tc>
+          <w:tcPr>
+            <w:tcW w:type="dxa" w:w="1544"/>
+            <w:vAlign w:val="center"/>
+            <w:tcMar>
+              <w:top w:w="80" w:type="dxa"/>
+              <w:bottom w:w="80" w:type="dxa"/>
+              <w:left w:w="80" w:type="dxa"/>
+              <w:right w:w="80" w:type="dxa"/>
+            </w:tcMar>
+          </w:tcPr>
+          <w:p>
+            <w:pPr>
+              <w:keepNext w:val="0"/>
+              <w:spacing w:line="252" w:lineRule="auto" w:before="0" w:after="0"/>
+              <w:jc w:val="center"/>
+            </w:pPr>
+            <w:r>
+              <w:rPr>
+                <w:rFonts w:ascii="Times New Roman" w:hAnsi="Times New Roman"/>
+                <w:b/>
+                <w:sz w:val="20"/>
+              </w:rPr>
+              <w:t xml:space="preserve">0.0157</w:t>
             </w:r>
           </w:p>
         </w:tc>
@@ -870,7 +1075,7 @@
         </w:trPr>
         <w:tc>
           <w:tcPr>
-            <w:tcW w:type="dxa" w:w="1533"/>
+            <w:tcW w:type="dxa" w:w="1312"/>
             <w:vAlign w:val="center"/>
             <w:tcMar>
               <w:top w:w="80" w:type="dxa"/>
@@ -898,7 +1103,7 @@
         </w:tc>
         <w:tc>
           <w:tcPr>
-            <w:tcW w:type="dxa" w:w="5110"/>
+            <w:tcW w:type="dxa" w:w="3782"/>
             <w:vAlign w:val="center"/>
             <w:tcMar>
               <w:top w:w="80" w:type="dxa"/>
@@ -924,79 +1129,107 @@
         </w:tc>
         <w:tc>
           <w:tcPr>
-            <w:tcW w:type="dxa" w:w="2725"/>
-            <w:vAlign w:val="center"/>
-            <w:tcMar>
-              <w:top w:w="80" w:type="dxa"/>
-              <w:bottom w:w="80" w:type="dxa"/>
-              <w:left w:w="80" w:type="dxa"/>
-              <w:right w:w="80" w:type="dxa"/>
-            </w:tcMar>
-          </w:tcPr>
-          <w:p>
-            <w:pPr>
-              <w:keepNext w:val="0"/>
-              <w:spacing w:line="252" w:lineRule="auto" w:before="0" w:after="0"/>
-              <w:jc w:val="center"/>
-            </w:pPr>
-            <w:r>
-              <w:rPr>
-                <w:rFonts w:ascii="Times New Roman" w:hAnsi="Times New Roman"/>
-                <w:sz w:val="20"/>
-              </w:rPr>
-              <w:t xml:space="preserve">0.032</w:t>
-            </w:r>
-          </w:p>
-        </w:tc>
-        <w:tc>
-          <w:tcPr>
-            <w:tcW w:type="dxa" w:w="2725"/>
-            <w:vAlign w:val="center"/>
-            <w:tcMar>
-              <w:top w:w="80" w:type="dxa"/>
-              <w:bottom w:w="80" w:type="dxa"/>
-              <w:left w:w="80" w:type="dxa"/>
-              <w:right w:w="80" w:type="dxa"/>
-            </w:tcMar>
-          </w:tcPr>
-          <w:p>
-            <w:pPr>
-              <w:keepNext w:val="0"/>
-              <w:spacing w:line="252" w:lineRule="auto" w:before="0" w:after="0"/>
-              <w:jc w:val="center"/>
-            </w:pPr>
-            <w:r>
-              <w:rPr>
-                <w:rFonts w:ascii="Times New Roman" w:hAnsi="Times New Roman"/>
-                <w:sz w:val="20"/>
-              </w:rPr>
-              <w:t xml:space="preserve">0.016</w:t>
-            </w:r>
-          </w:p>
-        </w:tc>
-        <w:tc>
-          <w:tcPr>
-            <w:tcW w:type="dxa" w:w="2725"/>
-            <w:vAlign w:val="center"/>
-            <w:tcMar>
-              <w:top w:w="80" w:type="dxa"/>
-              <w:bottom w:w="80" w:type="dxa"/>
-              <w:left w:w="80" w:type="dxa"/>
-              <w:right w:w="80" w:type="dxa"/>
-            </w:tcMar>
-          </w:tcPr>
-          <w:p>
-            <w:pPr>
-              <w:keepNext w:val="0"/>
-              <w:spacing w:line="252" w:lineRule="auto" w:before="0" w:after="0"/>
-              <w:jc w:val="left"/>
-            </w:pPr>
-            <w:r>
-              <w:rPr>
-                <w:rFonts w:ascii="Times New Roman" w:hAnsi="Times New Roman"/>
-                <w:sz w:val="20"/>
-              </w:rPr>
-              <w:t xml:space="preserve">0.003</w:t>
+            <w:tcW w:type="dxa" w:w="3319"/>
+            <w:vAlign w:val="center"/>
+            <w:tcMar>
+              <w:top w:w="80" w:type="dxa"/>
+              <w:bottom w:w="80" w:type="dxa"/>
+              <w:left w:w="80" w:type="dxa"/>
+              <w:right w:w="80" w:type="dxa"/>
+            </w:tcMar>
+          </w:tcPr>
+          <w:p>
+            <w:pPr>
+              <w:keepNext w:val="0"/>
+              <w:spacing w:line="252" w:lineRule="auto" w:before="0" w:after="0"/>
+              <w:jc w:val="center"/>
+            </w:pPr>
+            <w:r>
+              <w:rPr>
+                <w:rFonts w:ascii="Times New Roman" w:hAnsi="Times New Roman"/>
+                <w:sz w:val="20"/>
+              </w:rPr>
+              <w:t xml:space="preserve">1.41 (0.85–2.33)</w:t>
+            </w:r>
+          </w:p>
+        </w:tc>
+        <w:tc>
+          <w:tcPr>
+            <w:tcW w:type="dxa" w:w="1544"/>
+            <w:vAlign w:val="center"/>
+            <w:tcMar>
+              <w:top w:w="80" w:type="dxa"/>
+              <w:bottom w:w="80" w:type="dxa"/>
+              <w:left w:w="80" w:type="dxa"/>
+              <w:right w:w="80" w:type="dxa"/>
+            </w:tcMar>
+          </w:tcPr>
+          <w:p>
+            <w:pPr>
+              <w:keepNext w:val="0"/>
+              <w:spacing w:line="252" w:lineRule="auto" w:before="0" w:after="0"/>
+              <w:jc w:val="center"/>
+            </w:pPr>
+            <w:r>
+              <w:rPr>
+                <w:rFonts w:ascii="Times New Roman" w:hAnsi="Times New Roman"/>
+                <w:b w:val="0"/>
+                <w:sz w:val="20"/>
+              </w:rPr>
+              <w:t xml:space="preserve">0.182</w:t>
+            </w:r>
+          </w:p>
+        </w:tc>
+        <w:tc>
+          <w:tcPr>
+            <w:tcW w:type="dxa" w:w="3319"/>
+            <w:vAlign w:val="center"/>
+            <w:tcMar>
+              <w:top w:w="80" w:type="dxa"/>
+              <w:bottom w:w="80" w:type="dxa"/>
+              <w:left w:w="80" w:type="dxa"/>
+              <w:right w:w="80" w:type="dxa"/>
+            </w:tcMar>
+          </w:tcPr>
+          <w:p>
+            <w:pPr>
+              <w:keepNext w:val="0"/>
+              <w:spacing w:line="252" w:lineRule="auto" w:before="0" w:after="0"/>
+              <w:jc w:val="center"/>
+            </w:pPr>
+            <w:r>
+              <w:rPr>
+                <w:rFonts w:ascii="Times New Roman" w:hAnsi="Times New Roman"/>
+                <w:sz w:val="20"/>
+              </w:rPr>
+              <w:t xml:space="preserve">1.44 (0.85–2.47)</w:t>
+            </w:r>
+          </w:p>
+        </w:tc>
+        <w:tc>
+          <w:tcPr>
+            <w:tcW w:type="dxa" w:w="1544"/>
+            <w:vAlign w:val="center"/>
+            <w:tcMar>
+              <w:top w:w="80" w:type="dxa"/>
+              <w:bottom w:w="80" w:type="dxa"/>
+              <w:left w:w="80" w:type="dxa"/>
+              <w:right w:w="80" w:type="dxa"/>
+            </w:tcMar>
+          </w:tcPr>
+          <w:p>
+            <w:pPr>
+              <w:keepNext w:val="0"/>
+              <w:spacing w:line="252" w:lineRule="auto" w:before="0" w:after="0"/>
+              <w:jc w:val="center"/>
+            </w:pPr>
+            <w:r>
+              <w:rPr>
+                <w:rFonts w:ascii="Times New Roman" w:hAnsi="Times New Roman"/>
+                <w:b w:val="0"/>
+                <w:sz w:val="20"/>
+              </w:rPr>
+              <w:t xml:space="preserve">0.177</w:t>
             </w:r>
           </w:p>
         </w:tc>
@@ -1007,7 +1240,7 @@
         </w:trPr>
         <w:tc>
           <w:tcPr>
-            <w:tcW w:type="dxa" w:w="1533"/>
+            <w:tcW w:type="dxa" w:w="1312"/>
             <w:vAlign w:val="center"/>
             <w:tcMar>
               <w:top w:w="80" w:type="dxa"/>
@@ -1035,7 +1268,7 @@
         </w:tc>
         <w:tc>
           <w:tcPr>
-            <w:tcW w:type="dxa" w:w="5110"/>
+            <w:tcW w:type="dxa" w:w="3782"/>
             <w:vAlign w:val="center"/>
             <w:tcMar>
               <w:top w:w="80" w:type="dxa"/>
@@ -1061,79 +1294,107 @@
         </w:tc>
         <w:tc>
           <w:tcPr>
-            <w:tcW w:type="dxa" w:w="2725"/>
-            <w:vAlign w:val="center"/>
-            <w:tcMar>
-              <w:top w:w="80" w:type="dxa"/>
-              <w:bottom w:w="80" w:type="dxa"/>
-              <w:left w:w="80" w:type="dxa"/>
-              <w:right w:w="80" w:type="dxa"/>
-            </w:tcMar>
-          </w:tcPr>
-          <w:p>
-            <w:pPr>
-              <w:keepNext w:val="0"/>
-              <w:spacing w:line="252" w:lineRule="auto" w:before="0" w:after="0"/>
-              <w:jc w:val="center"/>
-            </w:pPr>
-            <w:r>
-              <w:rPr>
-                <w:rFonts w:ascii="Times New Roman" w:hAnsi="Times New Roman"/>
-                <w:sz w:val="20"/>
-              </w:rPr>
-              <w:t xml:space="preserve">0.201</w:t>
-            </w:r>
-          </w:p>
-        </w:tc>
-        <w:tc>
-          <w:tcPr>
-            <w:tcW w:type="dxa" w:w="2725"/>
-            <w:vAlign w:val="center"/>
-            <w:tcMar>
-              <w:top w:w="80" w:type="dxa"/>
-              <w:bottom w:w="80" w:type="dxa"/>
-              <w:left w:w="80" w:type="dxa"/>
-              <w:right w:w="80" w:type="dxa"/>
-            </w:tcMar>
-          </w:tcPr>
-          <w:p>
-            <w:pPr>
-              <w:keepNext w:val="0"/>
-              <w:spacing w:line="252" w:lineRule="auto" w:before="0" w:after="0"/>
-              <w:jc w:val="center"/>
-            </w:pPr>
-            <w:r>
-              <w:rPr>
-                <w:rFonts w:ascii="Times New Roman" w:hAnsi="Times New Roman"/>
-                <w:sz w:val="20"/>
-              </w:rPr>
-              <w:t xml:space="preserve">0.112</w:t>
-            </w:r>
-          </w:p>
-        </w:tc>
-        <w:tc>
-          <w:tcPr>
-            <w:tcW w:type="dxa" w:w="2725"/>
-            <w:vAlign w:val="center"/>
-            <w:tcMar>
-              <w:top w:w="80" w:type="dxa"/>
-              <w:bottom w:w="80" w:type="dxa"/>
-              <w:left w:w="80" w:type="dxa"/>
-              <w:right w:w="80" w:type="dxa"/>
-            </w:tcMar>
-          </w:tcPr>
-          <w:p>
-            <w:pPr>
-              <w:keepNext w:val="0"/>
-              <w:spacing w:line="252" w:lineRule="auto" w:before="0" w:after="0"/>
-              <w:jc w:val="left"/>
-            </w:pPr>
-            <w:r>
-              <w:rPr>
-                <w:rFonts w:ascii="Times New Roman" w:hAnsi="Times New Roman"/>
-                <w:sz w:val="20"/>
-              </w:rPr>
-              <w:t xml:space="preserve">0.025</w:t>
+            <w:tcW w:type="dxa" w:w="3319"/>
+            <w:vAlign w:val="center"/>
+            <w:tcMar>
+              <w:top w:w="80" w:type="dxa"/>
+              <w:bottom w:w="80" w:type="dxa"/>
+              <w:left w:w="80" w:type="dxa"/>
+              <w:right w:w="80" w:type="dxa"/>
+            </w:tcMar>
+          </w:tcPr>
+          <w:p>
+            <w:pPr>
+              <w:keepNext w:val="0"/>
+              <w:spacing w:line="252" w:lineRule="auto" w:before="0" w:after="0"/>
+              <w:jc w:val="center"/>
+            </w:pPr>
+            <w:r>
+              <w:rPr>
+                <w:rFonts w:ascii="Times New Roman" w:hAnsi="Times New Roman"/>
+                <w:sz w:val="20"/>
+              </w:rPr>
+              <w:t xml:space="preserve">0.18 (0.11–0.27)</w:t>
+            </w:r>
+          </w:p>
+        </w:tc>
+        <w:tc>
+          <w:tcPr>
+            <w:tcW w:type="dxa" w:w="1544"/>
+            <w:vAlign w:val="center"/>
+            <w:tcMar>
+              <w:top w:w="80" w:type="dxa"/>
+              <w:bottom w:w="80" w:type="dxa"/>
+              <w:left w:w="80" w:type="dxa"/>
+              <w:right w:w="80" w:type="dxa"/>
+            </w:tcMar>
+          </w:tcPr>
+          <w:p>
+            <w:pPr>
+              <w:keepNext w:val="0"/>
+              <w:spacing w:line="252" w:lineRule="auto" w:before="0" w:after="0"/>
+              <w:jc w:val="center"/>
+            </w:pPr>
+            <w:r>
+              <w:rPr>
+                <w:rFonts w:ascii="Times New Roman" w:hAnsi="Times New Roman"/>
+                <w:b/>
+                <w:sz w:val="20"/>
+              </w:rPr>
+              <w:t xml:space="preserve">5.45×10⁻¹⁵</w:t>
+            </w:r>
+          </w:p>
+        </w:tc>
+        <w:tc>
+          <w:tcPr>
+            <w:tcW w:type="dxa" w:w="3319"/>
+            <w:vAlign w:val="center"/>
+            <w:tcMar>
+              <w:top w:w="80" w:type="dxa"/>
+              <w:bottom w:w="80" w:type="dxa"/>
+              <w:left w:w="80" w:type="dxa"/>
+              <w:right w:w="80" w:type="dxa"/>
+            </w:tcMar>
+          </w:tcPr>
+          <w:p>
+            <w:pPr>
+              <w:keepNext w:val="0"/>
+              <w:spacing w:line="252" w:lineRule="auto" w:before="0" w:after="0"/>
+              <w:jc w:val="center"/>
+            </w:pPr>
+            <w:r>
+              <w:rPr>
+                <w:rFonts w:ascii="Times New Roman" w:hAnsi="Times New Roman"/>
+                <w:sz w:val="20"/>
+              </w:rPr>
+              <w:t xml:space="preserve">0.18 (0.12–0.27)</w:t>
+            </w:r>
+          </w:p>
+        </w:tc>
+        <w:tc>
+          <w:tcPr>
+            <w:tcW w:type="dxa" w:w="1544"/>
+            <w:vAlign w:val="center"/>
+            <w:tcMar>
+              <w:top w:w="80" w:type="dxa"/>
+              <w:bottom w:w="80" w:type="dxa"/>
+              <w:left w:w="80" w:type="dxa"/>
+              <w:right w:w="80" w:type="dxa"/>
+            </w:tcMar>
+          </w:tcPr>
+          <w:p>
+            <w:pPr>
+              <w:keepNext w:val="0"/>
+              <w:spacing w:line="252" w:lineRule="auto" w:before="0" w:after="0"/>
+              <w:jc w:val="center"/>
+            </w:pPr>
+            <w:r>
+              <w:rPr>
+                <w:rFonts w:ascii="Times New Roman" w:hAnsi="Times New Roman"/>
+                <w:b/>
+                <w:sz w:val="20"/>
+              </w:rPr>
+              <w:t xml:space="preserve">5.45×10⁻¹⁵</w:t>
             </w:r>
           </w:p>
         </w:tc>
@@ -1144,7 +1405,7 @@
         </w:trPr>
         <w:tc>
           <w:tcPr>
-            <w:tcW w:type="dxa" w:w="1533"/>
+            <w:tcW w:type="dxa" w:w="1312"/>
             <w:vAlign w:val="center"/>
             <w:tcMar>
               <w:top w:w="80" w:type="dxa"/>
@@ -1172,7 +1433,7 @@
         </w:tc>
         <w:tc>
           <w:tcPr>
-            <w:tcW w:type="dxa" w:w="5110"/>
+            <w:tcW w:type="dxa" w:w="3782"/>
             <w:vAlign w:val="center"/>
             <w:tcMar>
               <w:top w:w="80" w:type="dxa"/>
@@ -1198,79 +1459,107 @@
         </w:tc>
         <w:tc>
           <w:tcPr>
-            <w:tcW w:type="dxa" w:w="2725"/>
-            <w:vAlign w:val="center"/>
-            <w:tcMar>
-              <w:top w:w="80" w:type="dxa"/>
-              <w:bottom w:w="80" w:type="dxa"/>
-              <w:left w:w="80" w:type="dxa"/>
-              <w:right w:w="80" w:type="dxa"/>
-            </w:tcMar>
-          </w:tcPr>
-          <w:p>
-            <w:pPr>
-              <w:keepNext w:val="0"/>
-              <w:spacing w:line="252" w:lineRule="auto" w:before="0" w:after="0"/>
-              <w:jc w:val="center"/>
-            </w:pPr>
-            <w:r>
-              <w:rPr>
-                <w:rFonts w:ascii="Times New Roman" w:hAnsi="Times New Roman"/>
-                <w:sz w:val="20"/>
-              </w:rPr>
-              <w:t xml:space="preserve">0.953</w:t>
-            </w:r>
-          </w:p>
-        </w:tc>
-        <w:tc>
-          <w:tcPr>
-            <w:tcW w:type="dxa" w:w="2725"/>
-            <w:vAlign w:val="center"/>
-            <w:tcMar>
-              <w:top w:w="80" w:type="dxa"/>
-              <w:bottom w:w="80" w:type="dxa"/>
-              <w:left w:w="80" w:type="dxa"/>
-              <w:right w:w="80" w:type="dxa"/>
-            </w:tcMar>
-          </w:tcPr>
-          <w:p>
-            <w:pPr>
-              <w:keepNext w:val="0"/>
-              <w:spacing w:line="252" w:lineRule="auto" w:before="0" w:after="0"/>
-              <w:jc w:val="center"/>
-            </w:pPr>
-            <w:r>
-              <w:rPr>
-                <w:rFonts w:ascii="Times New Roman" w:hAnsi="Times New Roman"/>
-                <w:sz w:val="20"/>
-              </w:rPr>
-              <w:t xml:space="preserve">0.911</w:t>
-            </w:r>
-          </w:p>
-        </w:tc>
-        <w:tc>
-          <w:tcPr>
-            <w:tcW w:type="dxa" w:w="2725"/>
-            <w:vAlign w:val="center"/>
-            <w:tcMar>
-              <w:top w:w="80" w:type="dxa"/>
-              <w:bottom w:w="80" w:type="dxa"/>
-              <w:left w:w="80" w:type="dxa"/>
-              <w:right w:w="80" w:type="dxa"/>
-            </w:tcMar>
-          </w:tcPr>
-          <w:p>
-            <w:pPr>
-              <w:keepNext w:val="0"/>
-              <w:spacing w:line="252" w:lineRule="auto" w:before="0" w:after="0"/>
-              <w:jc w:val="left"/>
-            </w:pPr>
-            <w:r>
-              <w:rPr>
-                <w:rFonts w:ascii="Times New Roman" w:hAnsi="Times New Roman"/>
-                <w:sz w:val="20"/>
-              </w:rPr>
-              <w:t xml:space="preserve">0.672</w:t>
+            <w:tcW w:type="dxa" w:w="3319"/>
+            <w:vAlign w:val="center"/>
+            <w:tcMar>
+              <w:top w:w="80" w:type="dxa"/>
+              <w:bottom w:w="80" w:type="dxa"/>
+              <w:left w:w="80" w:type="dxa"/>
+              <w:right w:w="80" w:type="dxa"/>
+            </w:tcMar>
+          </w:tcPr>
+          <w:p>
+            <w:pPr>
+              <w:keepNext w:val="0"/>
+              <w:spacing w:line="252" w:lineRule="auto" w:before="0" w:after="0"/>
+              <w:jc w:val="center"/>
+            </w:pPr>
+            <w:r>
+              <w:rPr>
+                <w:rFonts w:ascii="Times New Roman" w:hAnsi="Times New Roman"/>
+                <w:sz w:val="20"/>
+              </w:rPr>
+              <w:t xml:space="preserve">0.21 (0.08–0.57)</w:t>
+            </w:r>
+          </w:p>
+        </w:tc>
+        <w:tc>
+          <w:tcPr>
+            <w:tcW w:type="dxa" w:w="1544"/>
+            <w:vAlign w:val="center"/>
+            <w:tcMar>
+              <w:top w:w="80" w:type="dxa"/>
+              <w:bottom w:w="80" w:type="dxa"/>
+              <w:left w:w="80" w:type="dxa"/>
+              <w:right w:w="80" w:type="dxa"/>
+            </w:tcMar>
+          </w:tcPr>
+          <w:p>
+            <w:pPr>
+              <w:keepNext w:val="0"/>
+              <w:spacing w:line="252" w:lineRule="auto" w:before="0" w:after="0"/>
+              <w:jc w:val="center"/>
+            </w:pPr>
+            <w:r>
+              <w:rPr>
+                <w:rFonts w:ascii="Times New Roman" w:hAnsi="Times New Roman"/>
+                <w:b/>
+                <w:sz w:val="20"/>
+              </w:rPr>
+              <w:t xml:space="preserve">0.0022</w:t>
+            </w:r>
+          </w:p>
+        </w:tc>
+        <w:tc>
+          <w:tcPr>
+            <w:tcW w:type="dxa" w:w="3319"/>
+            <w:vAlign w:val="center"/>
+            <w:tcMar>
+              <w:top w:w="80" w:type="dxa"/>
+              <w:bottom w:w="80" w:type="dxa"/>
+              <w:left w:w="80" w:type="dxa"/>
+              <w:right w:w="80" w:type="dxa"/>
+            </w:tcMar>
+          </w:tcPr>
+          <w:p>
+            <w:pPr>
+              <w:keepNext w:val="0"/>
+              <w:spacing w:line="252" w:lineRule="auto" w:before="0" w:after="0"/>
+              <w:jc w:val="center"/>
+            </w:pPr>
+            <w:r>
+              <w:rPr>
+                <w:rFonts w:ascii="Times New Roman" w:hAnsi="Times New Roman"/>
+                <w:sz w:val="20"/>
+              </w:rPr>
+              <w:t xml:space="preserve">0.20 (0.08–0.49)</w:t>
+            </w:r>
+          </w:p>
+        </w:tc>
+        <w:tc>
+          <w:tcPr>
+            <w:tcW w:type="dxa" w:w="1544"/>
+            <w:vAlign w:val="center"/>
+            <w:tcMar>
+              <w:top w:w="80" w:type="dxa"/>
+              <w:bottom w:w="80" w:type="dxa"/>
+              <w:left w:w="80" w:type="dxa"/>
+              <w:right w:w="80" w:type="dxa"/>
+            </w:tcMar>
+          </w:tcPr>
+          <w:p>
+            <w:pPr>
+              <w:keepNext w:val="0"/>
+              <w:spacing w:line="252" w:lineRule="auto" w:before="0" w:after="0"/>
+              <w:jc w:val="center"/>
+            </w:pPr>
+            <w:r>
+              <w:rPr>
+                <w:rFonts w:ascii="Times New Roman" w:hAnsi="Times New Roman"/>
+                <w:b/>
+                <w:sz w:val="20"/>
+              </w:rPr>
+              <w:t xml:space="preserve">3.86×10⁻⁴</w:t>
             </w:r>
           </w:p>
         </w:tc>
@@ -1281,7 +1570,7 @@
         </w:trPr>
         <w:tc>
           <w:tcPr>
-            <w:tcW w:type="dxa" w:w="1533"/>
+            <w:tcW w:type="dxa" w:w="1312"/>
             <w:vAlign w:val="center"/>
             <w:tcMar>
               <w:top w:w="80" w:type="dxa"/>
@@ -1309,7 +1598,7 @@
         </w:tc>
         <w:tc>
           <w:tcPr>
-            <w:tcW w:type="dxa" w:w="5110"/>
+            <w:tcW w:type="dxa" w:w="3782"/>
             <w:vAlign w:val="center"/>
             <w:tcMar>
               <w:top w:w="80" w:type="dxa"/>
@@ -1335,79 +1624,107 @@
         </w:tc>
         <w:tc>
           <w:tcPr>
-            <w:tcW w:type="dxa" w:w="2725"/>
-            <w:vAlign w:val="center"/>
-            <w:tcMar>
-              <w:top w:w="80" w:type="dxa"/>
-              <w:bottom w:w="80" w:type="dxa"/>
-              <w:left w:w="80" w:type="dxa"/>
-              <w:right w:w="80" w:type="dxa"/>
-            </w:tcMar>
-          </w:tcPr>
-          <w:p>
-            <w:pPr>
-              <w:keepNext w:val="0"/>
-              <w:spacing w:line="252" w:lineRule="auto" w:before="0" w:after="0"/>
-              <w:jc w:val="center"/>
-            </w:pPr>
-            <w:r>
-              <w:rPr>
-                <w:rFonts w:ascii="Times New Roman" w:hAnsi="Times New Roman"/>
-                <w:sz w:val="20"/>
-              </w:rPr>
-              <w:t xml:space="preserve">0.978</w:t>
-            </w:r>
-          </w:p>
-        </w:tc>
-        <w:tc>
-          <w:tcPr>
-            <w:tcW w:type="dxa" w:w="2725"/>
-            <w:vAlign w:val="center"/>
-            <w:tcMar>
-              <w:top w:w="80" w:type="dxa"/>
-              <w:bottom w:w="80" w:type="dxa"/>
-              <w:left w:w="80" w:type="dxa"/>
-              <w:right w:w="80" w:type="dxa"/>
-            </w:tcMar>
-          </w:tcPr>
-          <w:p>
-            <w:pPr>
-              <w:keepNext w:val="0"/>
-              <w:spacing w:line="252" w:lineRule="auto" w:before="0" w:after="0"/>
-              <w:jc w:val="center"/>
-            </w:pPr>
-            <w:r>
-              <w:rPr>
-                <w:rFonts w:ascii="Times New Roman" w:hAnsi="Times New Roman"/>
-                <w:sz w:val="20"/>
-              </w:rPr>
-              <w:t xml:space="preserve">0.957</w:t>
-            </w:r>
-          </w:p>
-        </w:tc>
-        <w:tc>
-          <w:tcPr>
-            <w:tcW w:type="dxa" w:w="2725"/>
-            <w:vAlign w:val="center"/>
-            <w:tcMar>
-              <w:top w:w="80" w:type="dxa"/>
-              <w:bottom w:w="80" w:type="dxa"/>
-              <w:left w:w="80" w:type="dxa"/>
-              <w:right w:w="80" w:type="dxa"/>
-            </w:tcMar>
-          </w:tcPr>
-          <w:p>
-            <w:pPr>
-              <w:keepNext w:val="0"/>
-              <w:spacing w:line="252" w:lineRule="auto" w:before="0" w:after="0"/>
-              <w:jc w:val="left"/>
-            </w:pPr>
-            <w:r>
-              <w:rPr>
-                <w:rFonts w:ascii="Times New Roman" w:hAnsi="Times New Roman"/>
-                <w:sz w:val="20"/>
-              </w:rPr>
-              <w:t xml:space="preserve">0.816</w:t>
+            <w:tcW w:type="dxa" w:w="3319"/>
+            <w:vAlign w:val="center"/>
+            <w:tcMar>
+              <w:top w:w="80" w:type="dxa"/>
+              <w:bottom w:w="80" w:type="dxa"/>
+              <w:left w:w="80" w:type="dxa"/>
+              <w:right w:w="80" w:type="dxa"/>
+            </w:tcMar>
+          </w:tcPr>
+          <w:p>
+            <w:pPr>
+              <w:keepNext w:val="0"/>
+              <w:spacing w:line="252" w:lineRule="auto" w:before="0" w:after="0"/>
+              <w:jc w:val="center"/>
+            </w:pPr>
+            <w:r>
+              <w:rPr>
+                <w:rFonts w:ascii="Times New Roman" w:hAnsi="Times New Roman"/>
+                <w:sz w:val="20"/>
+              </w:rPr>
+              <w:t xml:space="preserve">0.17 (0.04–0.68)</w:t>
+            </w:r>
+          </w:p>
+        </w:tc>
+        <w:tc>
+          <w:tcPr>
+            <w:tcW w:type="dxa" w:w="1544"/>
+            <w:vAlign w:val="center"/>
+            <w:tcMar>
+              <w:top w:w="80" w:type="dxa"/>
+              <w:bottom w:w="80" w:type="dxa"/>
+              <w:left w:w="80" w:type="dxa"/>
+              <w:right w:w="80" w:type="dxa"/>
+            </w:tcMar>
+          </w:tcPr>
+          <w:p>
+            <w:pPr>
+              <w:keepNext w:val="0"/>
+              <w:spacing w:line="252" w:lineRule="auto" w:before="0" w:after="0"/>
+              <w:jc w:val="center"/>
+            </w:pPr>
+            <w:r>
+              <w:rPr>
+                <w:rFonts w:ascii="Times New Roman" w:hAnsi="Times New Roman"/>
+                <w:b/>
+                <w:sz w:val="20"/>
+              </w:rPr>
+              <w:t xml:space="preserve">0.0118</w:t>
+            </w:r>
+          </w:p>
+        </w:tc>
+        <w:tc>
+          <w:tcPr>
+            <w:tcW w:type="dxa" w:w="3319"/>
+            <w:vAlign w:val="center"/>
+            <w:tcMar>
+              <w:top w:w="80" w:type="dxa"/>
+              <w:bottom w:w="80" w:type="dxa"/>
+              <w:left w:w="80" w:type="dxa"/>
+              <w:right w:w="80" w:type="dxa"/>
+            </w:tcMar>
+          </w:tcPr>
+          <w:p>
+            <w:pPr>
+              <w:keepNext w:val="0"/>
+              <w:spacing w:line="252" w:lineRule="auto" w:before="0" w:after="0"/>
+              <w:jc w:val="center"/>
+            </w:pPr>
+            <w:r>
+              <w:rPr>
+                <w:rFonts w:ascii="Times New Roman" w:hAnsi="Times New Roman"/>
+                <w:sz w:val="20"/>
+              </w:rPr>
+              <w:t xml:space="preserve">0.17 (0.05–0.57)</w:t>
+            </w:r>
+          </w:p>
+        </w:tc>
+        <w:tc>
+          <w:tcPr>
+            <w:tcW w:type="dxa" w:w="1544"/>
+            <w:vAlign w:val="center"/>
+            <w:tcMar>
+              <w:top w:w="80" w:type="dxa"/>
+              <w:bottom w:w="80" w:type="dxa"/>
+              <w:left w:w="80" w:type="dxa"/>
+              <w:right w:w="80" w:type="dxa"/>
+            </w:tcMar>
+          </w:tcPr>
+          <w:p>
+            <w:pPr>
+              <w:keepNext w:val="0"/>
+              <w:spacing w:line="252" w:lineRule="auto" w:before="0" w:after="0"/>
+              <w:jc w:val="center"/>
+            </w:pPr>
+            <w:r>
+              <w:rPr>
+                <w:rFonts w:ascii="Times New Roman" w:hAnsi="Times New Roman"/>
+                <w:b/>
+                <w:sz w:val="20"/>
+              </w:rPr>
+              <w:t xml:space="preserve">0.00458</w:t>
             </w:r>
           </w:p>
         </w:tc>
@@ -1424,33 +1741,7 @@
         <w:rPr>
           <w:sz w:val="20"/>
         </w:rPr>
-        <w:t xml:space="preserve">Entries are PP.H4, not</w:t>
-      </w:r>
-      <w:r>
-        <w:rPr>
-          <w:sz w:val="20"/>
-        </w:rPr>
-        <w:t xml:space="preserve"> </w:t>
-      </w:r>
-      <w:r>
-        <w:rPr>
-          <w:i/>
-          <w:iCs/>
-          <w:sz w:val="20"/>
-        </w:rPr>
-        <w:t xml:space="preserve">P</w:t>
-      </w:r>
-      <w:r>
-        <w:rPr>
-          <w:sz w:val="20"/>
-        </w:rPr>
-        <w:t xml:space="preserve"> </w:t>
-      </w:r>
-      <w:r>
-        <w:rPr>
-          <w:sz w:val="20"/>
-        </w:rPr>
-        <w:t xml:space="preserve">values. The shared-association prior p12 was 10⁻⁵ (default), 5×10⁻⁶ (intermediate) and 10⁻⁶ (conservative); p1 = p2 = 10⁻⁴. TSHR in BBJ and CTLA4 in UKB fall below 0.80 under the conservative prior. TSHR in FinnGen remains above it. Full H0–H4 probabilities, variant counts and all nine loci are in Supplementary Data 3.</w:t>
+        <w:t xml:space="preserve">Reference estimates use 1000 Genomes European frequencies. eQTLGen estimates use cohort frequencies followed by repeat harmonization. For these nine comparisons, estimates using identical variants and repeat harmonization coincide; instrument counts are unchanged from Table 2. All 13 discovery genes remain significant. Results for every gene and each scenario are in Supplementary Data 2.</w:t>
       </w:r>
     </w:p>
     <w:sectPr>

--- a/submission/candidate_20260911_review/tables/TableS2.docx
+++ b/submission/candidate_20260911_review/tables/TableS2.docx
@@ -12,8 +12,8 @@
       </w:pPr>
       <w:r>
         <w:rPr>
+          <w:bCs/>
           <w:b/>
-          <w:bCs/>
           <w:sz w:val="20"/>
         </w:rPr>
         <w:t xml:space="preserve">Table S2. Associations before and after cohort-frequency substitution</w:t>
@@ -159,84 +159,84 @@
             </w:r>
             <w:r>
               <w:rPr>
+                <w:iCs/>
                 <w:rFonts w:ascii="Times New Roman" w:hAnsi="Times New Roman"/>
                 <w:b/>
                 <w:i/>
+                <w:sz w:val="20"/>
+              </w:rPr>
+              <w:t xml:space="preserve">P</w:t>
+            </w:r>
+          </w:p>
+        </w:tc>
+        <w:tc>
+          <w:tcPr>
+            <w:tcW w:type="dxa" w:w="3319"/>
+            <w:vAlign w:val="center"/>
+            <w:tcMar>
+              <w:top w:w="80" w:type="dxa"/>
+              <w:bottom w:w="80" w:type="dxa"/>
+              <w:left w:w="80" w:type="dxa"/>
+              <w:right w:w="80" w:type="dxa"/>
+            </w:tcMar>
+            <w:shd w:fill="EEEEEE"/>
+          </w:tcPr>
+          <w:p>
+            <w:pPr>
+              <w:keepNext w:val="0"/>
+              <w:spacing w:line="252" w:lineRule="auto" w:before="0" w:after="0"/>
+              <w:jc w:val="center"/>
+            </w:pPr>
+            <w:r>
+              <w:rPr>
+                <w:rFonts w:ascii="Times New Roman" w:hAnsi="Times New Roman"/>
+                <w:b/>
+                <w:sz w:val="20"/>
+              </w:rPr>
+              <w:t xml:space="preserve">eQTLGen OR (95% CI)</w:t>
+            </w:r>
+          </w:p>
+        </w:tc>
+        <w:tc>
+          <w:tcPr>
+            <w:tcW w:type="dxa" w:w="1544"/>
+            <w:vAlign w:val="center"/>
+            <w:tcMar>
+              <w:top w:w="80" w:type="dxa"/>
+              <w:bottom w:w="80" w:type="dxa"/>
+              <w:left w:w="80" w:type="dxa"/>
+              <w:right w:w="80" w:type="dxa"/>
+            </w:tcMar>
+            <w:shd w:fill="EEEEEE"/>
+          </w:tcPr>
+          <w:p>
+            <w:pPr>
+              <w:keepNext w:val="0"/>
+              <w:spacing w:line="252" w:lineRule="auto" w:before="0" w:after="0"/>
+              <w:jc w:val="center"/>
+            </w:pPr>
+            <w:r>
+              <w:rPr>
+                <w:rFonts w:ascii="Times New Roman" w:hAnsi="Times New Roman"/>
+                <w:b/>
+                <w:sz w:val="20"/>
+              </w:rPr>
+              <w:t xml:space="preserve">eQTLGen</w:t>
+            </w:r>
+            <w:r>
+              <w:rPr>
+                <w:rFonts w:ascii="Times New Roman" w:hAnsi="Times New Roman"/>
+                <w:b/>
+                <w:sz w:val="20"/>
+              </w:rPr>
+              <w:t xml:space="preserve"> </w:t>
+            </w:r>
+            <w:r>
+              <w:rPr>
                 <w:iCs/>
-                <w:sz w:val="20"/>
-              </w:rPr>
-              <w:t xml:space="preserve">P</w:t>
-            </w:r>
-          </w:p>
-        </w:tc>
-        <w:tc>
-          <w:tcPr>
-            <w:tcW w:type="dxa" w:w="3319"/>
-            <w:vAlign w:val="center"/>
-            <w:tcMar>
-              <w:top w:w="80" w:type="dxa"/>
-              <w:bottom w:w="80" w:type="dxa"/>
-              <w:left w:w="80" w:type="dxa"/>
-              <w:right w:w="80" w:type="dxa"/>
-            </w:tcMar>
-            <w:shd w:fill="EEEEEE"/>
-          </w:tcPr>
-          <w:p>
-            <w:pPr>
-              <w:keepNext w:val="0"/>
-              <w:spacing w:line="252" w:lineRule="auto" w:before="0" w:after="0"/>
-              <w:jc w:val="center"/>
-            </w:pPr>
-            <w:r>
-              <w:rPr>
-                <w:rFonts w:ascii="Times New Roman" w:hAnsi="Times New Roman"/>
-                <w:b/>
-                <w:sz w:val="20"/>
-              </w:rPr>
-              <w:t xml:space="preserve">eQTLGen OR (95% CI)</w:t>
-            </w:r>
-          </w:p>
-        </w:tc>
-        <w:tc>
-          <w:tcPr>
-            <w:tcW w:type="dxa" w:w="1544"/>
-            <w:vAlign w:val="center"/>
-            <w:tcMar>
-              <w:top w:w="80" w:type="dxa"/>
-              <w:bottom w:w="80" w:type="dxa"/>
-              <w:left w:w="80" w:type="dxa"/>
-              <w:right w:w="80" w:type="dxa"/>
-            </w:tcMar>
-            <w:shd w:fill="EEEEEE"/>
-          </w:tcPr>
-          <w:p>
-            <w:pPr>
-              <w:keepNext w:val="0"/>
-              <w:spacing w:line="252" w:lineRule="auto" w:before="0" w:after="0"/>
-              <w:jc w:val="center"/>
-            </w:pPr>
-            <w:r>
-              <w:rPr>
-                <w:rFonts w:ascii="Times New Roman" w:hAnsi="Times New Roman"/>
-                <w:b/>
-                <w:sz w:val="20"/>
-              </w:rPr>
-              <w:t xml:space="preserve">eQTLGen</w:t>
-            </w:r>
-            <w:r>
-              <w:rPr>
-                <w:rFonts w:ascii="Times New Roman" w:hAnsi="Times New Roman"/>
-                <w:b/>
-                <w:sz w:val="20"/>
-              </w:rPr>
-              <w:t xml:space="preserve"> </w:t>
-            </w:r>
-            <w:r>
-              <w:rPr>
                 <w:rFonts w:ascii="Times New Roman" w:hAnsi="Times New Roman"/>
                 <w:b/>
                 <w:i/>
-                <w:iCs/>
                 <w:sz w:val="20"/>
               </w:rPr>
               <w:t xml:space="preserve">P</w:t>
@@ -267,9 +267,9 @@
             </w:pPr>
             <w:r>
               <w:rPr>
+                <w:iCs/>
                 <w:rFonts w:ascii="Times New Roman" w:hAnsi="Times New Roman"/>
                 <w:i/>
-                <w:iCs/>
                 <w:sz w:val="20"/>
               </w:rPr>
               <w:t xml:space="preserve">TSHR</w:t>
@@ -432,9 +432,9 @@
             </w:pPr>
             <w:r>
               <w:rPr>
+                <w:iCs/>
                 <w:rFonts w:ascii="Times New Roman" w:hAnsi="Times New Roman"/>
                 <w:i/>
-                <w:iCs/>
                 <w:sz w:val="20"/>
               </w:rPr>
               <w:t xml:space="preserve">TSHR</w:t>
@@ -597,9 +597,9 @@
             </w:pPr>
             <w:r>
               <w:rPr>
+                <w:iCs/>
                 <w:rFonts w:ascii="Times New Roman" w:hAnsi="Times New Roman"/>
                 <w:i/>
-                <w:iCs/>
                 <w:sz w:val="20"/>
               </w:rPr>
               <w:t xml:space="preserve">TSHR</w:t>
@@ -762,9 +762,9 @@
             </w:pPr>
             <w:r>
               <w:rPr>
+                <w:iCs/>
                 <w:rFonts w:ascii="Times New Roman" w:hAnsi="Times New Roman"/>
                 <w:i/>
-                <w:iCs/>
                 <w:sz w:val="20"/>
               </w:rPr>
               <w:t xml:space="preserve">IGF1R</w:t>
@@ -927,9 +927,9 @@
             </w:pPr>
             <w:r>
               <w:rPr>
+                <w:iCs/>
                 <w:rFonts w:ascii="Times New Roman" w:hAnsi="Times New Roman"/>
                 <w:i/>
-                <w:iCs/>
                 <w:sz w:val="20"/>
               </w:rPr>
               <w:t xml:space="preserve">IGF1R</w:t>
@@ -1092,9 +1092,9 @@
             </w:pPr>
             <w:r>
               <w:rPr>
+                <w:iCs/>
                 <w:rFonts w:ascii="Times New Roman" w:hAnsi="Times New Roman"/>
                 <w:i/>
-                <w:iCs/>
                 <w:sz w:val="20"/>
               </w:rPr>
               <w:t xml:space="preserve">IGF1R</w:t>
@@ -1257,9 +1257,9 @@
             </w:pPr>
             <w:r>
               <w:rPr>
+                <w:iCs/>
                 <w:rFonts w:ascii="Times New Roman" w:hAnsi="Times New Roman"/>
                 <w:i/>
-                <w:iCs/>
                 <w:sz w:val="20"/>
               </w:rPr>
               <w:t xml:space="preserve">CTLA4</w:t>
@@ -1422,9 +1422,9 @@
             </w:pPr>
             <w:r>
               <w:rPr>
+                <w:iCs/>
                 <w:rFonts w:ascii="Times New Roman" w:hAnsi="Times New Roman"/>
                 <w:i/>
-                <w:iCs/>
                 <w:sz w:val="20"/>
               </w:rPr>
               <w:t xml:space="preserve">CTLA4</w:t>
@@ -1587,9 +1587,9 @@
             </w:pPr>
             <w:r>
               <w:rPr>
+                <w:iCs/>
                 <w:rFonts w:ascii="Times New Roman" w:hAnsi="Times New Roman"/>
                 <w:i/>
-                <w:iCs/>
                 <w:sz w:val="20"/>
               </w:rPr>
               <w:t xml:space="preserve">CTLA4</w:t>
@@ -1745,9 +1745,6 @@
       </w:r>
     </w:p>
     <w:sectPr>
-      <w:footnotePr>
-        <w:numRestart w:val="eachSect"/>
-      </w:footnotePr>
       <w:pgSz w:w="16834" w:h="11909" w:orient="landscape"/>
       <w:pgMar w:left="1008" w:right="1008" w:top="936" w:bottom="936" w:header="432" w:footer="432"/>
     </w:sectPr>
@@ -1841,14 +1838,14 @@
 <file path=word/numbering.xml><?xml version="1.0" encoding="utf-8"?>
 <w:numbering xmlns:w="http://schemas.openxmlformats.org/wordprocessingml/2006/main">
   <w:abstractNum w:abstractNumId="990">
-    <w:nsid w:val="0000A990"/>
+    <w:nsid w:val="A990"/>
     <w:multiLevelType w:val="multilevel"/>
     <w:lvl w:ilvl="0">
       <w:numFmt w:val="bullet"/>
       <w:lvlText w:val=" "/>
       <w:lvlJc w:val="left"/>
       <w:pPr>
-        <w:ind w:left="720" w:hanging="360"/>
+        <w:ind w:left="720" w:hanging="480"/>
       </w:pPr>
     </w:lvl>
     <w:lvl w:ilvl="1">
@@ -1856,7 +1853,7 @@
       <w:lvlText w:val=" "/>
       <w:lvlJc w:val="left"/>
       <w:pPr>
-        <w:ind w:left="1440" w:hanging="360"/>
+        <w:ind w:left="1440" w:hanging="480"/>
       </w:pPr>
     </w:lvl>
     <w:lvl w:ilvl="2">
@@ -1864,7 +1861,7 @@
       <w:lvlText w:val=" "/>
       <w:lvlJc w:val="left"/>
       <w:pPr>
-        <w:ind w:left="2160" w:hanging="360"/>
+        <w:ind w:left="2160" w:hanging="480"/>
       </w:pPr>
     </w:lvl>
     <w:lvl w:ilvl="3">
@@ -1872,7 +1869,7 @@
       <w:lvlText w:val=" "/>
       <w:lvlJc w:val="left"/>
       <w:pPr>
-        <w:ind w:left="2880" w:hanging="360"/>
+        <w:ind w:left="2880" w:hanging="480"/>
       </w:pPr>
     </w:lvl>
     <w:lvl w:ilvl="4">
@@ -1880,7 +1877,7 @@
       <w:lvlText w:val=" "/>
       <w:lvlJc w:val="left"/>
       <w:pPr>
-        <w:ind w:left="3600" w:hanging="360"/>
+        <w:ind w:left="3600" w:hanging="480"/>
       </w:pPr>
     </w:lvl>
     <w:lvl w:ilvl="5">
@@ -1888,7 +1885,7 @@
       <w:lvlText w:val=" "/>
       <w:lvlJc w:val="left"/>
       <w:pPr>
-        <w:ind w:left="4320" w:hanging="360"/>
+        <w:ind w:left="4320" w:hanging="480"/>
       </w:pPr>
     </w:lvl>
     <w:lvl w:ilvl="6">
@@ -1896,7 +1893,7 @@
       <w:lvlText w:val=" "/>
       <w:lvlJc w:val="left"/>
       <w:pPr>
-        <w:ind w:left="5040" w:hanging="360"/>
+        <w:ind w:left="5040" w:hanging="480"/>
       </w:pPr>
     </w:lvl>
     <w:lvl w:ilvl="7">
@@ -1904,7 +1901,7 @@
       <w:lvlText w:val=" "/>
       <w:lvlJc w:val="left"/>
       <w:pPr>
-        <w:ind w:left="5760" w:hanging="360"/>
+        <w:ind w:left="5760" w:hanging="480"/>
       </w:pPr>
     </w:lvl>
     <w:lvl w:ilvl="8">
@@ -1912,7 +1909,7 @@
       <w:lvlText w:val=" "/>
       <w:lvlJc w:val="left"/>
       <w:pPr>
-        <w:ind w:left="6480" w:hanging="360"/>
+        <w:ind w:left="6480" w:hanging="480"/>
       </w:pPr>
     </w:lvl>
   </w:abstractNum>
@@ -1927,10 +1924,10 @@
   <w:docDefaults>
     <w:rPrDefault>
       <w:rPr>
-        <w:rFonts w:asciiTheme="minorHAnsi" w:cstheme="minorBidi" w:eastAsiaTheme="minorEastAsia" w:hAnsiTheme="minorHAnsi"/>
+        <w:rFonts w:asciiTheme="minorHAnsi" w:cstheme="minorBidi" w:eastAsiaTheme="minorHAnsi" w:hAnsiTheme="minorHAnsi"/>
         <w:sz w:val="24"/>
         <w:szCs w:val="24"/>
-        <w:lang w:bidi="ar-SA" w:eastAsia="zh-CN" w:val="en-US"/>
+        <w:lang w:bidi="ar-SA" w:eastAsia="en-US" w:val="en-US"/>
       </w:rPr>
     </w:rPrDefault>
     <w:pPrDefault>
@@ -1955,10 +1952,10 @@
     <w:name w:val="Body Text"/>
     <w:basedOn w:val="Normal"/>
     <w:link w:val="BodyTextChar"/>
-    <w:qFormat/>
     <w:pPr>
       <w:spacing w:after="0" w:before="180" w:line="456" w:lineRule="auto"/>
     </w:pPr>
+    <w:qFormat/>
     <w:rPr>
       <w:rFonts w:ascii="Times New Roman" w:hAnsi="Times New Roman"/>
       <w:sz w:val="24"/>
@@ -1993,97 +1990,57 @@
     <w:name w:val="Title"/>
     <w:basedOn w:val="Normal"/>
     <w:next w:val="BodyText"/>
-    <w:link w:val="TitleChar"/>
-    <w:uiPriority w:val="10"/>
     <w:qFormat/>
-    <w:rsid w:val="00A10FD9"/>
     <w:pPr>
       <w:keepNext/>
-      <w:spacing w:after="120" w:line="276" w:lineRule="auto" w:before="240"/>
-      <w:contextualSpacing/>
+      <w:keepLines/>
+      <w:spacing w:after="120" w:before="240" w:line="276" w:lineRule="auto"/>
       <w:jc w:val="center"/>
     </w:pPr>
     <w:rPr>
       <w:rFonts w:asciiTheme="majorHAnsi" w:cstheme="majorBidi" w:eastAsiaTheme="majorEastAsia" w:hAnsiTheme="majorHAnsi" w:ascii="Times New Roman" w:hAnsi="Times New Roman"/>
       <w:b/>
+      <w:bCs/>
       <w:color w:val="000000"/>
       <w:sz w:val="30"/>
-      <w:szCs w:val="56"/>
-    </w:rPr>
-  </w:style>
-  <w:style w:customStyle="1" w:styleId="TitleChar" w:type="character">
-    <w:name w:val="Title Char"/>
-    <w:basedOn w:val="DefaultParagraphFont"/>
-    <w:link w:val="Title"/>
-    <w:uiPriority w:val="10"/>
-    <w:rsid w:val="00A10FD9"/>
-    <w:rPr>
-      <w:rFonts w:asciiTheme="majorHAnsi" w:cstheme="majorBidi" w:eastAsiaTheme="majorEastAsia" w:hAnsiTheme="majorHAnsi"/>
-      <w:sz w:val="56"/>
-      <w:szCs w:val="56"/>
+      <w:szCs w:val="36"/>
     </w:rPr>
   </w:style>
   <w:style w:styleId="Subtitle" w:type="paragraph">
     <w:name w:val="Subtitle"/>
-    <w:basedOn w:val="Title"/>
-    <w:next w:val="BodyText"/>
-    <w:link w:val="SubtitleChar"/>
-    <w:uiPriority w:val="11"/>
-    <w:qFormat/>
-    <w:rsid w:val="00A10FD9"/>
-    <w:pPr>
-      <w:numPr>
-        <w:ilvl w:val="1"/>
-      </w:numPr>
-    </w:pPr>
-    <w:rPr>
-      <w:rFonts w:cstheme="majorBidi" w:eastAsiaTheme="majorEastAsia"/>
-      <w:spacing w:val="15"/>
-      <w:sz w:val="28"/>
-      <w:szCs w:val="28"/>
-    </w:rPr>
-  </w:style>
-  <w:style w:customStyle="1" w:styleId="SubtitleChar" w:type="character">
-    <w:name w:val="Subtitle Char"/>
-    <w:basedOn w:val="DefaultParagraphFont"/>
-    <w:link w:val="Subtitle"/>
-    <w:uiPriority w:val="11"/>
-    <w:rsid w:val="00A10FD9"/>
-    <w:rPr>
-      <w:rFonts w:cstheme="majorBidi" w:eastAsiaTheme="majorEastAsia"/>
-      <w:color w:themeColor="text1" w:themeTint="A6" w:val="595959"/>
-      <w:spacing w:val="15"/>
-      <w:sz w:val="28"/>
-      <w:szCs w:val="28"/>
-    </w:rPr>
-  </w:style>
-  <w:style w:customStyle="1" w:styleId="Author" w:type="paragraph">
-    <w:name w:val="Author"/>
     <w:basedOn w:val="Title"/>
     <w:next w:val="BodyText"/>
     <w:qFormat/>
     <w:pPr>
       <w:keepNext/>
       <w:keepLines/>
+      <w:spacing w:after="240" w:before="240"/>
+      <w:jc w:val="center"/>
     </w:pPr>
     <w:rPr>
-      <w:sz w:val="24"/>
-      <w:szCs w:val="24"/>
-    </w:rPr>
-  </w:style>
-  <w:style w:styleId="Date" w:type="paragraph">
-    <w:name w:val="Date"/>
-    <w:basedOn w:val="Title"/>
+      <w:sz w:val="30"/>
+      <w:szCs w:val="30"/>
+    </w:rPr>
+  </w:style>
+  <w:style w:customStyle="1" w:styleId="Author" w:type="paragraph">
+    <w:name w:val="Author"/>
     <w:next w:val="BodyText"/>
     <w:qFormat/>
     <w:pPr>
       <w:keepNext/>
       <w:keepLines/>
+      <w:jc w:val="center"/>
     </w:pPr>
-    <w:rPr>
-      <w:sz w:val="24"/>
-      <w:szCs w:val="24"/>
-    </w:rPr>
+  </w:style>
+  <w:style w:styleId="Date" w:type="paragraph">
+    <w:name w:val="Date"/>
+    <w:next w:val="BodyText"/>
+    <w:qFormat/>
+    <w:pPr>
+      <w:keepNext/>
+      <w:keepLines/>
+      <w:jc w:val="center"/>
+    </w:pPr>
   </w:style>
   <w:style w:customStyle="1" w:styleId="AbstractTitle" w:type="paragraph">
     <w:name w:val="Abstract Title"/>
@@ -2093,13 +2050,15 @@
     <w:pPr>
       <w:keepNext/>
       <w:keepLines/>
+      <w:jc w:val="center"/>
       <w:spacing w:after="0" w:before="300"/>
-      <w:jc w:val="center"/>
     </w:pPr>
     <w:rPr>
-      <w:b/>
       <w:sz w:val="20"/>
       <w:szCs w:val="20"/>
+      <w:b/>
+      <w:color w:val="345A8A"/>
+      &gt;
     </w:rPr>
   </w:style>
   <w:style w:customStyle="1" w:styleId="Abstract" w:type="paragraph">
@@ -2126,326 +2085,191 @@
     <w:rPr/>
   </w:style>
   <w:style w:styleId="Heading1" w:type="paragraph">
-    <w:name w:val="heading 1"/>
+    <w:name w:val="Heading 1"/>
     <w:basedOn w:val="Normal"/>
     <w:next w:val="BodyText"/>
-    <w:link w:val="Heading1Char"/>
     <w:uiPriority w:val="9"/>
     <w:qFormat/>
-    <w:rsid w:val="00A10FD9"/>
     <w:pPr>
       <w:keepNext/>
       <w:keepLines/>
-      <w:spacing w:after="120" w:before="240" w:line="276" w:lineRule="auto"/>
+      <w:spacing w:after="0" w:before="480"/>
       <w:outlineLvl w:val="0"/>
     </w:pPr>
     <w:rPr>
-      <w:rFonts w:asciiTheme="majorHAnsi" w:cstheme="majorBidi" w:eastAsiaTheme="majorEastAsia" w:hAnsiTheme="majorHAnsi" w:ascii="Times New Roman" w:hAnsi="Times New Roman"/>
+      <w:rFonts w:asciiTheme="majorHAnsi" w:cstheme="majorBidi" w:eastAsiaTheme="majorEastAsia" w:hAnsiTheme="majorHAnsi"/>
       <w:b/>
-      <w:color w:val="000000"/>
-      <w:sz w:val="24"/>
-      <w:szCs w:val="40"/>
+      <w:bCs/>
+      <w:color w:themeColor="accent1" w:val="4F81BD"/>
+      <w:sz w:val="32"/>
+      <w:szCs w:val="32"/>
     </w:rPr>
   </w:style>
   <w:style w:styleId="Heading2" w:type="paragraph">
-    <w:name w:val="heading 2"/>
+    <w:name w:val="Heading 2"/>
     <w:basedOn w:val="Normal"/>
     <w:next w:val="BodyText"/>
-    <w:link w:val="Heading2Char"/>
     <w:uiPriority w:val="9"/>
-    <w:semiHidden/>
     <w:unhideWhenUsed/>
     <w:qFormat/>
-    <w:rsid w:val="00A10FD9"/>
     <w:pPr>
       <w:keepNext/>
       <w:keepLines/>
-      <w:spacing w:after="120" w:before="240" w:line="276" w:lineRule="auto"/>
+      <w:spacing w:after="0" w:before="200"/>
       <w:outlineLvl w:val="1"/>
     </w:pPr>
     <w:rPr>
-      <w:rFonts w:asciiTheme="majorHAnsi" w:cstheme="majorBidi" w:eastAsiaTheme="majorEastAsia" w:hAnsiTheme="majorHAnsi" w:ascii="Times New Roman" w:hAnsi="Times New Roman"/>
+      <w:rFonts w:asciiTheme="majorHAnsi" w:cstheme="majorBidi" w:eastAsiaTheme="majorEastAsia" w:hAnsiTheme="majorHAnsi"/>
       <w:b/>
-      <w:color w:val="000000"/>
-      <w:sz w:val="24"/>
-      <w:szCs w:val="32"/>
+      <w:bCs/>
+      <w:color w:themeColor="accent1" w:val="4F81BD"/>
+      <w:sz w:val="28"/>
+      <w:szCs w:val="28"/>
     </w:rPr>
   </w:style>
   <w:style w:styleId="Heading3" w:type="paragraph">
-    <w:name w:val="heading 3"/>
+    <w:name w:val="Heading 3"/>
     <w:basedOn w:val="Normal"/>
     <w:next w:val="BodyText"/>
-    <w:link w:val="Heading3Char"/>
     <w:uiPriority w:val="9"/>
-    <w:semiHidden/>
     <w:unhideWhenUsed/>
     <w:qFormat/>
-    <w:rsid w:val="00A10FD9"/>
     <w:pPr>
       <w:keepNext/>
       <w:keepLines/>
-      <w:spacing w:after="120" w:before="240" w:line="276" w:lineRule="auto"/>
+      <w:spacing w:after="0" w:before="200"/>
       <w:outlineLvl w:val="2"/>
     </w:pPr>
     <w:rPr>
-      <w:rFonts w:cstheme="majorBidi" w:eastAsiaTheme="majorEastAsia" w:ascii="Times New Roman" w:hAnsi="Times New Roman"/>
+      <w:rFonts w:asciiTheme="majorHAnsi" w:cstheme="majorBidi" w:eastAsiaTheme="majorEastAsia" w:hAnsiTheme="majorHAnsi"/>
       <w:b/>
-      <w:color w:val="000000"/>
+      <w:bCs/>
+      <w:color w:themeColor="accent1" w:val="4F81BD"/>
       <w:sz w:val="24"/>
-      <w:szCs w:val="28"/>
+      <w:szCs w:val="24"/>
     </w:rPr>
   </w:style>
   <w:style w:styleId="Heading4" w:type="paragraph">
-    <w:name w:val="heading 4"/>
+    <w:name w:val="Heading 4"/>
     <w:basedOn w:val="Normal"/>
     <w:next w:val="BodyText"/>
-    <w:link w:val="Heading4Char"/>
     <w:uiPriority w:val="9"/>
-    <w:semiHidden/>
     <w:unhideWhenUsed/>
     <w:qFormat/>
-    <w:rsid w:val="00A10FD9"/>
     <w:pPr>
       <w:keepNext/>
       <w:keepLines/>
-      <w:spacing w:after="120" w:before="240" w:line="276" w:lineRule="auto"/>
+      <w:spacing w:after="0" w:before="200"/>
       <w:outlineLvl w:val="3"/>
     </w:pPr>
     <w:rPr>
-      <w:rFonts w:cstheme="majorBidi" w:eastAsiaTheme="majorEastAsia" w:ascii="Times New Roman" w:hAnsi="Times New Roman"/>
-      <w:b/>
+      <w:rFonts w:asciiTheme="majorHAnsi" w:cstheme="majorBidi" w:eastAsiaTheme="majorEastAsia" w:hAnsiTheme="majorHAnsi"/>
       <w:i/>
-      <w:iCs/>
-      <w:color w:val="000000"/>
+      <w:bCs/>
+      <w:color w:themeColor="accent1" w:val="4F81BD"/>
       <w:sz w:val="24"/>
+      <w:szCs w:val="24"/>
     </w:rPr>
   </w:style>
   <w:style w:styleId="Heading5" w:type="paragraph">
-    <w:name w:val="heading 5"/>
+    <w:name w:val="Heading 5"/>
     <w:basedOn w:val="Normal"/>
     <w:next w:val="BodyText"/>
-    <w:link w:val="Heading5Char"/>
     <w:uiPriority w:val="9"/>
-    <w:semiHidden/>
     <w:unhideWhenUsed/>
     <w:qFormat/>
-    <w:rsid w:val="00A10FD9"/>
     <w:pPr>
       <w:keepNext/>
       <w:keepLines/>
-      <w:spacing w:after="40" w:before="80"/>
+      <w:spacing w:after="0" w:before="200"/>
       <w:outlineLvl w:val="4"/>
     </w:pPr>
     <w:rPr>
-      <w:rFonts w:cstheme="majorBidi" w:eastAsiaTheme="majorEastAsia"/>
-      <w:color w:themeColor="accent1" w:themeShade="BF" w:val="0F4761"/>
+      <w:rFonts w:asciiTheme="majorHAnsi" w:cstheme="majorBidi" w:eastAsiaTheme="majorEastAsia" w:hAnsiTheme="majorHAnsi"/>
+      <w:iCs/>
+      <w:color w:themeColor="accent1" w:val="4F81BD"/>
+      <w:sz w:val="24"/>
+      <w:szCs w:val="24"/>
     </w:rPr>
   </w:style>
   <w:style w:styleId="Heading6" w:type="paragraph">
-    <w:name w:val="heading 6"/>
+    <w:name w:val="Heading 6"/>
     <w:basedOn w:val="Normal"/>
     <w:next w:val="BodyText"/>
-    <w:link w:val="Heading6Char"/>
     <w:uiPriority w:val="9"/>
-    <w:semiHidden/>
     <w:unhideWhenUsed/>
     <w:qFormat/>
-    <w:rsid w:val="00A10FD9"/>
     <w:pPr>
       <w:keepNext/>
       <w:keepLines/>
-      <w:spacing w:after="0" w:before="40"/>
+      <w:spacing w:after="0" w:before="200"/>
       <w:outlineLvl w:val="5"/>
     </w:pPr>
     <w:rPr>
-      <w:rFonts w:cstheme="majorBidi" w:eastAsiaTheme="majorEastAsia"/>
-      <w:i/>
-      <w:iCs/>
-      <w:color w:themeColor="text1" w:themeTint="A6" w:val="595959"/>
+      <w:rFonts w:asciiTheme="majorHAnsi" w:cstheme="majorBidi" w:eastAsiaTheme="majorEastAsia" w:hAnsiTheme="majorHAnsi"/>
+      <w:color w:themeColor="accent1" w:val="4F81BD"/>
+      <w:sz w:val="24"/>
+      <w:szCs w:val="24"/>
     </w:rPr>
   </w:style>
   <w:style w:styleId="Heading7" w:type="paragraph">
-    <w:name w:val="heading 7"/>
+    <w:name w:val="Heading 7"/>
     <w:basedOn w:val="Normal"/>
     <w:next w:val="BodyText"/>
-    <w:link w:val="Heading7Char"/>
     <w:uiPriority w:val="9"/>
-    <w:semiHidden/>
     <w:unhideWhenUsed/>
     <w:qFormat/>
-    <w:rsid w:val="00A10FD9"/>
     <w:pPr>
       <w:keepNext/>
       <w:keepLines/>
-      <w:spacing w:after="0" w:before="40"/>
+      <w:spacing w:after="0" w:before="200"/>
       <w:outlineLvl w:val="6"/>
     </w:pPr>
     <w:rPr>
-      <w:rFonts w:cstheme="majorBidi" w:eastAsiaTheme="majorEastAsia"/>
-      <w:color w:themeColor="text1" w:themeTint="A6" w:val="595959"/>
+      <w:rFonts w:asciiTheme="majorHAnsi" w:cstheme="majorBidi" w:eastAsiaTheme="majorEastAsia" w:hAnsiTheme="majorHAnsi"/>
+      <w:color w:themeColor="accent1" w:val="4F81BD"/>
+      <w:sz w:val="24"/>
+      <w:szCs w:val="24"/>
     </w:rPr>
   </w:style>
   <w:style w:styleId="Heading8" w:type="paragraph">
-    <w:name w:val="heading 8"/>
+    <w:name w:val="Heading 8"/>
     <w:basedOn w:val="Normal"/>
     <w:next w:val="BodyText"/>
-    <w:link w:val="Heading8Char"/>
     <w:uiPriority w:val="9"/>
-    <w:semiHidden/>
     <w:unhideWhenUsed/>
     <w:qFormat/>
-    <w:rsid w:val="00A10FD9"/>
     <w:pPr>
       <w:keepNext/>
       <w:keepLines/>
-      <w:spacing w:after="0"/>
+      <w:spacing w:after="0" w:before="200"/>
       <w:outlineLvl w:val="7"/>
     </w:pPr>
     <w:rPr>
-      <w:rFonts w:cstheme="majorBidi" w:eastAsiaTheme="majorEastAsia"/>
-      <w:i/>
-      <w:iCs/>
-      <w:color w:themeColor="text1" w:themeTint="D8" w:val="272727"/>
+      <w:rFonts w:asciiTheme="majorHAnsi" w:cstheme="majorBidi" w:eastAsiaTheme="majorEastAsia" w:hAnsiTheme="majorHAnsi"/>
+      <w:color w:themeColor="accent1" w:val="4F81BD"/>
+      <w:sz w:val="24"/>
+      <w:szCs w:val="24"/>
     </w:rPr>
   </w:style>
   <w:style w:styleId="Heading9" w:type="paragraph">
-    <w:name w:val="heading 9"/>
+    <w:name w:val="Heading 9"/>
     <w:basedOn w:val="Normal"/>
     <w:next w:val="BodyText"/>
-    <w:link w:val="Heading9Char"/>
     <w:uiPriority w:val="9"/>
-    <w:semiHidden/>
     <w:unhideWhenUsed/>
     <w:qFormat/>
-    <w:rsid w:val="00A10FD9"/>
     <w:pPr>
       <w:keepNext/>
       <w:keepLines/>
-      <w:spacing w:after="0"/>
+      <w:spacing w:after="0" w:before="200"/>
       <w:outlineLvl w:val="8"/>
     </w:pPr>
     <w:rPr>
-      <w:rFonts w:cstheme="majorBidi" w:eastAsiaTheme="majorEastAsia"/>
-      <w:color w:themeColor="text1" w:themeTint="D8" w:val="272727"/>
-    </w:rPr>
-  </w:style>
-  <w:style w:customStyle="1" w:styleId="Heading1Char" w:type="character">
-    <w:name w:val="Heading 1 Char"/>
-    <w:basedOn w:val="DefaultParagraphFont"/>
-    <w:link w:val="Heading1"/>
-    <w:uiPriority w:val="9"/>
-    <w:rsid w:val="00A10FD9"/>
-    <w:rPr>
       <w:rFonts w:asciiTheme="majorHAnsi" w:cstheme="majorBidi" w:eastAsiaTheme="majorEastAsia" w:hAnsiTheme="majorHAnsi"/>
-      <w:color w:themeColor="accent1" w:themeShade="BF" w:val="0F4761"/>
-      <w:sz w:val="40"/>
-      <w:szCs w:val="40"/>
-    </w:rPr>
-  </w:style>
-  <w:style w:customStyle="1" w:styleId="Heading2Char" w:type="character">
-    <w:name w:val="Heading 2 Char"/>
-    <w:basedOn w:val="DefaultParagraphFont"/>
-    <w:link w:val="Heading2"/>
-    <w:uiPriority w:val="9"/>
-    <w:semiHidden/>
-    <w:rsid w:val="00A10FD9"/>
-    <w:rPr>
-      <w:rFonts w:asciiTheme="majorHAnsi" w:cstheme="majorBidi" w:eastAsiaTheme="majorEastAsia" w:hAnsiTheme="majorHAnsi"/>
-      <w:color w:themeColor="accent1" w:themeShade="BF" w:val="0F4761"/>
-      <w:sz w:val="32"/>
-      <w:szCs w:val="32"/>
-    </w:rPr>
-  </w:style>
-  <w:style w:customStyle="1" w:styleId="Heading3Char" w:type="character">
-    <w:name w:val="Heading 3 Char"/>
-    <w:basedOn w:val="DefaultParagraphFont"/>
-    <w:link w:val="Heading3"/>
-    <w:uiPriority w:val="9"/>
-    <w:semiHidden/>
-    <w:rsid w:val="00A10FD9"/>
-    <w:rPr>
-      <w:rFonts w:cstheme="majorBidi" w:eastAsiaTheme="majorEastAsia"/>
-      <w:color w:themeColor="accent1" w:themeShade="BF" w:val="0F4761"/>
-      <w:sz w:val="28"/>
-      <w:szCs w:val="28"/>
-    </w:rPr>
-  </w:style>
-  <w:style w:customStyle="1" w:styleId="Heading4Char" w:type="character">
-    <w:name w:val="Heading 4 Char"/>
-    <w:basedOn w:val="DefaultParagraphFont"/>
-    <w:link w:val="Heading4"/>
-    <w:uiPriority w:val="9"/>
-    <w:semiHidden/>
-    <w:rsid w:val="00A10FD9"/>
-    <w:rPr>
-      <w:rFonts w:cstheme="majorBidi" w:eastAsiaTheme="majorEastAsia"/>
-      <w:i/>
-      <w:iCs/>
-      <w:color w:themeColor="accent1" w:themeShade="BF" w:val="0F4761"/>
-    </w:rPr>
-  </w:style>
-  <w:style w:customStyle="1" w:styleId="Heading5Char" w:type="character">
-    <w:name w:val="Heading 5 Char"/>
-    <w:basedOn w:val="DefaultParagraphFont"/>
-    <w:link w:val="Heading5"/>
-    <w:uiPriority w:val="9"/>
-    <w:semiHidden/>
-    <w:rsid w:val="00A10FD9"/>
-    <w:rPr>
-      <w:rFonts w:cstheme="majorBidi" w:eastAsiaTheme="majorEastAsia"/>
-      <w:color w:themeColor="accent1" w:themeShade="BF" w:val="0F4761"/>
-    </w:rPr>
-  </w:style>
-  <w:style w:customStyle="1" w:styleId="Heading6Char" w:type="character">
-    <w:name w:val="Heading 6 Char"/>
-    <w:basedOn w:val="DefaultParagraphFont"/>
-    <w:link w:val="Heading6"/>
-    <w:uiPriority w:val="9"/>
-    <w:semiHidden/>
-    <w:rsid w:val="00A10FD9"/>
-    <w:rPr>
-      <w:rFonts w:cstheme="majorBidi" w:eastAsiaTheme="majorEastAsia"/>
-      <w:i/>
-      <w:iCs/>
-      <w:color w:themeColor="text1" w:themeTint="A6" w:val="595959"/>
-    </w:rPr>
-  </w:style>
-  <w:style w:customStyle="1" w:styleId="Heading7Char" w:type="character">
-    <w:name w:val="Heading 7 Char"/>
-    <w:basedOn w:val="DefaultParagraphFont"/>
-    <w:link w:val="Heading7"/>
-    <w:uiPriority w:val="9"/>
-    <w:semiHidden/>
-    <w:rsid w:val="00A10FD9"/>
-    <w:rPr>
-      <w:rFonts w:cstheme="majorBidi" w:eastAsiaTheme="majorEastAsia"/>
-      <w:color w:themeColor="text1" w:themeTint="A6" w:val="595959"/>
-    </w:rPr>
-  </w:style>
-  <w:style w:customStyle="1" w:styleId="Heading8Char" w:type="character">
-    <w:name w:val="Heading 8 Char"/>
-    <w:basedOn w:val="DefaultParagraphFont"/>
-    <w:link w:val="Heading8"/>
-    <w:uiPriority w:val="9"/>
-    <w:semiHidden/>
-    <w:rsid w:val="00A10FD9"/>
-    <w:rPr>
-      <w:rFonts w:cstheme="majorBidi" w:eastAsiaTheme="majorEastAsia"/>
-      <w:i/>
-      <w:iCs/>
-      <w:color w:themeColor="text1" w:themeTint="D8" w:val="272727"/>
-    </w:rPr>
-  </w:style>
-  <w:style w:customStyle="1" w:styleId="Heading9Char" w:type="character">
-    <w:name w:val="Heading 9 Char"/>
-    <w:basedOn w:val="DefaultParagraphFont"/>
-    <w:link w:val="Heading9"/>
-    <w:uiPriority w:val="9"/>
-    <w:semiHidden/>
-    <w:rsid w:val="00A10FD9"/>
-    <w:rPr>
-      <w:rFonts w:cstheme="majorBidi" w:eastAsiaTheme="majorEastAsia"/>
-      <w:color w:themeColor="text1" w:themeTint="D8" w:val="272727"/>
+      <w:color w:themeColor="accent1" w:val="4F81BD"/>
+      <w:sz w:val="24"/>
+      <w:szCs w:val="24"/>
     </w:rPr>
   </w:style>
   <w:style w:styleId="BlockText" w:type="paragraph">
@@ -2468,18 +2292,6 @@
     <w:unhideWhenUsed/>
     <w:qFormat/>
   </w:style>
-  <w:style w:styleId="FootnoteBlockText" w:type="paragraph">
-    <w:name w:val="Footnote Block Text"/>
-    <w:basedOn w:val="FootnoteText"/>
-    <w:next w:val="FootnoteText"/>
-    <w:uiPriority w:val="9"/>
-    <w:unhideWhenUsed/>
-    <w:qFormat/>
-    <w:pPr>
-      <w:spacing w:after="100" w:before="100"/>
-      <w:ind w:firstLine="0" w:left="480" w:right="480"/>
-    </w:pPr>
-  </w:style>
   <w:style w:default="1" w:styleId="DefaultParagraphFont" w:type="character">
     <w:name w:val="Default Paragraph Font"/>
     <w:semiHidden/>
@@ -2508,11 +2320,18 @@
       </w:tblCellMar>
     </w:tblPr>
     <w:tblStylePr w:type="firstRow">
+      <w:tblPr>
+        <w:jc w:val="left"/>
+        <w:tblInd w:type="dxa" w:w="0"/>
+      </w:tblPr>
+      <w:trPr>
+        <w:jc w:val="left"/>
+      </w:trPr>
       <w:tcPr>
+        <w:vAlign w:val="bottom"/>
         <w:tcBorders>
           <w:bottom w:val="single"/>
         </w:tcBorders>
-        <w:vAlign w:val="bottom"/>
       </w:tcPr>
     </w:tblStylePr>
   </w:style>
@@ -2627,8 +2446,8 @@
     <w:name w:val="KeywordTok"/>
     <w:basedOn w:val="VerbatimChar"/>
     <w:rPr>
+      <w:color w:val="007020"/>
       <w:b/>
-      <w:color w:val="007020"/>
     </w:rPr>
   </w:style>
   <w:style w:type="character" w:customStyle="1" w:styleId="DataTypeTok">
@@ -2705,42 +2524,42 @@
     <w:name w:val="ImportTok"/>
     <w:basedOn w:val="VerbatimChar"/>
     <w:rPr>
+      <w:color w:val="008000"/>
       <w:b/>
-      <w:color w:val="008000"/>
     </w:rPr>
   </w:style>
   <w:style w:type="character" w:customStyle="1" w:styleId="CommentTok">
     <w:name w:val="CommentTok"/>
     <w:basedOn w:val="VerbatimChar"/>
     <w:rPr>
+      <w:color w:val="60a0b0"/>
       <w:i/>
-      <w:color w:val="60a0b0"/>
     </w:rPr>
   </w:style>
   <w:style w:type="character" w:customStyle="1" w:styleId="DocumentationTok">
     <w:name w:val="DocumentationTok"/>
     <w:basedOn w:val="VerbatimChar"/>
     <w:rPr>
+      <w:color w:val="ba2121"/>
       <w:i/>
-      <w:color w:val="ba2121"/>
     </w:rPr>
   </w:style>
   <w:style w:type="character" w:customStyle="1" w:styleId="AnnotationTok">
     <w:name w:val="AnnotationTok"/>
     <w:basedOn w:val="VerbatimChar"/>
     <w:rPr>
+      <w:color w:val="60a0b0"/>
       <w:b/>
       <w:i/>
-      <w:color w:val="60a0b0"/>
     </w:rPr>
   </w:style>
   <w:style w:type="character" w:customStyle="1" w:styleId="CommentVarTok">
     <w:name w:val="CommentVarTok"/>
     <w:basedOn w:val="VerbatimChar"/>
     <w:rPr>
+      <w:color w:val="60a0b0"/>
       <w:b/>
       <w:i/>
-      <w:color w:val="60a0b0"/>
     </w:rPr>
   </w:style>
   <w:style w:type="character" w:customStyle="1" w:styleId="OtherTok">
@@ -2768,8 +2587,8 @@
     <w:name w:val="ControlFlowTok"/>
     <w:basedOn w:val="VerbatimChar"/>
     <w:rPr>
+      <w:color w:val="007020"/>
       <w:b/>
-      <w:color w:val="007020"/>
     </w:rPr>
   </w:style>
   <w:style w:type="character" w:customStyle="1" w:styleId="OperatorTok">
@@ -2814,34 +2633,34 @@
     <w:name w:val="InformationTok"/>
     <w:basedOn w:val="VerbatimChar"/>
     <w:rPr>
+      <w:color w:val="60a0b0"/>
       <w:b/>
       <w:i/>
-      <w:color w:val="60a0b0"/>
     </w:rPr>
   </w:style>
   <w:style w:type="character" w:customStyle="1" w:styleId="WarningTok">
     <w:name w:val="WarningTok"/>
     <w:basedOn w:val="VerbatimChar"/>
     <w:rPr>
+      <w:color w:val="60a0b0"/>
       <w:b/>
       <w:i/>
-      <w:color w:val="60a0b0"/>
     </w:rPr>
   </w:style>
   <w:style w:type="character" w:customStyle="1" w:styleId="AlertTok">
     <w:name w:val="AlertTok"/>
     <w:basedOn w:val="VerbatimChar"/>
     <w:rPr>
+      <w:color w:val="ff0000"/>
       <w:b/>
-      <w:color w:val="ff0000"/>
     </w:rPr>
   </w:style>
   <w:style w:type="character" w:customStyle="1" w:styleId="ErrorTok">
     <w:name w:val="ErrorTok"/>
     <w:basedOn w:val="VerbatimChar"/>
     <w:rPr>
+      <w:color w:val="ff0000"/>
       <w:b/>
-      <w:color w:val="ff0000"/>
     </w:rPr>
   </w:style>
   <w:style w:type="character" w:customStyle="1" w:styleId="NormalTok">
@@ -2863,44 +2682,44 @@
         <a:sysClr val="window" lastClr="FFFFFF"/>
       </a:lt1>
       <a:dk2>
-        <a:srgbClr val="0E2841"/>
+        <a:srgbClr val="1F497D"/>
       </a:dk2>
       <a:lt2>
-        <a:srgbClr val="E8E8E8"/>
+        <a:srgbClr val="EEECE1"/>
       </a:lt2>
       <a:accent1>
-        <a:srgbClr val="156082"/>
+        <a:srgbClr val="4F81BD"/>
       </a:accent1>
       <a:accent2>
-        <a:srgbClr val="E97132"/>
+        <a:srgbClr val="C0504D"/>
       </a:accent2>
       <a:accent3>
-        <a:srgbClr val="196B24"/>
+        <a:srgbClr val="9BBB59"/>
       </a:accent3>
       <a:accent4>
-        <a:srgbClr val="0F9ED5"/>
+        <a:srgbClr val="8064A2"/>
       </a:accent4>
       <a:accent5>
-        <a:srgbClr val="A02B93"/>
+        <a:srgbClr val="4BACC6"/>
       </a:accent5>
       <a:accent6>
-        <a:srgbClr val="4EA72E"/>
+        <a:srgbClr val="F79646"/>
       </a:accent6>
       <a:hlink>
-        <a:srgbClr val="467886"/>
+        <a:srgbClr val="0000FF"/>
       </a:hlink>
       <a:folHlink>
-        <a:srgbClr val="96607D"/>
+        <a:srgbClr val="800080"/>
       </a:folHlink>
     </a:clrScheme>
     <a:fontScheme name="Office">
       <a:majorFont>
-        <a:latin typeface="Aptos Display" panose="02110004020202020204"/>
+        <a:latin typeface="Calibri"/>
         <a:ea typeface=""/>
         <a:cs typeface=""/>
-        <a:font script="Jpan" typeface="游ゴシック Light"/>
+        <a:font script="Jpan" typeface="ＭＳ ゴシック"/>
         <a:font script="Hang" typeface="맑은 고딕"/>
-        <a:font script="Hans" typeface="等线 Light"/>
+        <a:font script="Hans" typeface="宋体"/>
         <a:font script="Hant" typeface="新細明體"/>
         <a:font script="Arab" typeface="Times New Roman"/>
         <a:font script="Hebr" typeface="Times New Roman"/>
@@ -2927,32 +2746,14 @@
         <a:font script="Mong" typeface="Mongolian Baiti"/>
         <a:font script="Viet" typeface="Times New Roman"/>
         <a:font script="Uigh" typeface="Microsoft Uighur"/>
-        <a:font script="Geor" typeface="Sylfaen"/>
-        <a:font script="Armn" typeface="Arial"/>
-        <a:font script="Bugi" typeface="Leelawadee UI"/>
-        <a:font script="Bopo" typeface="Microsoft JhengHei"/>
-        <a:font script="Java" typeface="Javanese Text"/>
-        <a:font script="Lisu" typeface="Segoe UI"/>
-        <a:font script="Mymr" typeface="Myanmar Text"/>
-        <a:font script="Nkoo" typeface="Ebrima"/>
-        <a:font script="Olck" typeface="Nirmala UI"/>
-        <a:font script="Osma" typeface="Ebrima"/>
-        <a:font script="Phag" typeface="Phagspa"/>
-        <a:font script="Syrn" typeface="Estrangelo Edessa"/>
-        <a:font script="Syrj" typeface="Estrangelo Edessa"/>
-        <a:font script="Syre" typeface="Estrangelo Edessa"/>
-        <a:font script="Sora" typeface="Nirmala UI"/>
-        <a:font script="Tale" typeface="Microsoft Tai Le"/>
-        <a:font script="Talu" typeface="Microsoft New Tai Lue"/>
-        <a:font script="Tfng" typeface="Ebrima"/>
       </a:majorFont>
       <a:minorFont>
-        <a:latin typeface="Aptos" panose="02110004020202020204"/>
+        <a:latin typeface="Cambria"/>
         <a:ea typeface=""/>
         <a:cs typeface=""/>
-        <a:font script="Jpan" typeface="游明朝"/>
+        <a:font script="Jpan" typeface="ＭＳ 明朝"/>
         <a:font script="Hang" typeface="맑은 고딕"/>
-        <a:font script="Hans" typeface="等线"/>
+        <a:font script="Hans" typeface="宋体"/>
         <a:font script="Hant" typeface="新細明體"/>
         <a:font script="Arab" typeface="Arial"/>
         <a:font script="Hebr" typeface="Arial"/>
@@ -2979,24 +2780,6 @@
         <a:font script="Mong" typeface="Mongolian Baiti"/>
         <a:font script="Viet" typeface="Arial"/>
         <a:font script="Uigh" typeface="Microsoft Uighur"/>
-        <a:font script="Geor" typeface="Sylfaen"/>
-        <a:font script="Armn" typeface="Arial"/>
-        <a:font script="Bugi" typeface="Leelawadee UI"/>
-        <a:font script="Bopo" typeface="Microsoft JhengHei"/>
-        <a:font script="Java" typeface="Javanese Text"/>
-        <a:font script="Lisu" typeface="Segoe UI"/>
-        <a:font script="Mymr" typeface="Myanmar Text"/>
-        <a:font script="Nkoo" typeface="Ebrima"/>
-        <a:font script="Olck" typeface="Nirmala UI"/>
-        <a:font script="Osma" typeface="Ebrima"/>
-        <a:font script="Phag" typeface="Phagspa"/>
-        <a:font script="Syrn" typeface="Estrangelo Edessa"/>
-        <a:font script="Syrj" typeface="Estrangelo Edessa"/>
-        <a:font script="Syre" typeface="Estrangelo Edessa"/>
-        <a:font script="Sora" typeface="Nirmala UI"/>
-        <a:font script="Tale" typeface="Microsoft Tai Le"/>
-        <a:font script="Talu" typeface="Microsoft New Tai Lue"/>
-        <a:font script="Tfng" typeface="Ebrima"/>
       </a:minorFont>
     </a:fontScheme>
     <a:fmtScheme name="Office">
@@ -3008,141 +2791,200 @@
           <a:gsLst>
             <a:gs pos="0">
               <a:schemeClr val="phClr">
-                <a:lumMod val="110000"/>
-                <a:satMod val="105000"/>
-                <a:tint val="67000"/>
+                <a:tint val="50000"/>
+                <a:satMod val="300000"/>
               </a:schemeClr>
             </a:gs>
-            <a:gs pos="50000">
+            <a:gs pos="35000">
               <a:schemeClr val="phClr">
-                <a:lumMod val="105000"/>
-                <a:satMod val="103000"/>
-                <a:tint val="73000"/>
+                <a:tint val="37000"/>
+                <a:satMod val="300000"/>
               </a:schemeClr>
             </a:gs>
             <a:gs pos="100000">
               <a:schemeClr val="phClr">
-                <a:lumMod val="105000"/>
-                <a:satMod val="109000"/>
-                <a:tint val="81000"/>
+                <a:tint val="15000"/>
+                <a:satMod val="350000"/>
               </a:schemeClr>
             </a:gs>
           </a:gsLst>
-          <a:lin ang="5400000" scaled="0"/>
+          <a:lin ang="16200000" scaled="1"/>
         </a:gradFill>
         <a:gradFill rotWithShape="1">
           <a:gsLst>
             <a:gs pos="0">
               <a:schemeClr val="phClr">
-                <a:satMod val="103000"/>
-                <a:lumMod val="102000"/>
-                <a:tint val="94000"/>
-              </a:schemeClr>
-            </a:gs>
-            <a:gs pos="50000">
-              <a:schemeClr val="phClr">
-                <a:satMod val="110000"/>
-                <a:lumMod val="100000"/>
+                <a:tint val="100000"/>
                 <a:shade val="100000"/>
+                <a:satMod val="130000"/>
               </a:schemeClr>
             </a:gs>
             <a:gs pos="100000">
               <a:schemeClr val="phClr">
-                <a:lumMod val="99000"/>
-                <a:satMod val="120000"/>
-                <a:shade val="78000"/>
+                <a:tint val="50000"/>
+                <a:shade val="100000"/>
+                <a:satMod val="350000"/>
               </a:schemeClr>
             </a:gs>
           </a:gsLst>
-          <a:lin ang="5400000" scaled="0"/>
+          <a:lin ang="16200000" scaled="0"/>
         </a:gradFill>
       </a:fillStyleLst>
       <a:lnStyleLst>
-        <a:ln w="6350" cap="flat" cmpd="sng" algn="ctr">
+        <a:ln w="9525" cap="flat" cmpd="sng" algn="ctr">
+          <a:solidFill>
+            <a:schemeClr val="phClr">
+              <a:shade val="95000"/>
+              <a:satMod val="105000"/>
+            </a:schemeClr>
+          </a:solidFill>
+          <a:prstDash val="solid"/>
+        </a:ln>
+        <a:ln w="25400" cap="flat" cmpd="sng" algn="ctr">
           <a:solidFill>
             <a:schemeClr val="phClr"/>
           </a:solidFill>
           <a:prstDash val="solid"/>
-          <a:miter lim="800000"/>
         </a:ln>
-        <a:ln w="12700" cap="flat" cmpd="sng" algn="ctr">
+        <a:ln w="38100" cap="flat" cmpd="sng" algn="ctr">
           <a:solidFill>
             <a:schemeClr val="phClr"/>
           </a:solidFill>
           <a:prstDash val="solid"/>
-          <a:miter lim="800000"/>
-        </a:ln>
-        <a:ln w="19050" cap="flat" cmpd="sng" algn="ctr">
-          <a:solidFill>
-            <a:schemeClr val="phClr"/>
-          </a:solidFill>
-          <a:prstDash val="solid"/>
-          <a:miter lim="800000"/>
         </a:ln>
       </a:lnStyleLst>
       <a:effectStyleLst>
         <a:effectStyle>
-          <a:effectLst/>
-        </a:effectStyle>
-        <a:effectStyle>
-          <a:effectLst/>
+          <a:effectLst>
+            <a:outerShdw blurRad="40000" dist="20000" dir="5400000" rotWithShape="0">
+              <a:srgbClr val="000000">
+                <a:alpha val="38000"/>
+              </a:srgbClr>
+            </a:outerShdw>
+          </a:effectLst>
         </a:effectStyle>
         <a:effectStyle>
           <a:effectLst>
-            <a:outerShdw blurRad="57150" dist="19050" dir="5400000" algn="ctr" rotWithShape="0">
+            <a:outerShdw blurRad="40000" dist="23000" dir="5400000" rotWithShape="0">
               <a:srgbClr val="000000">
-                <a:alpha val="63000"/>
+                <a:alpha val="35000"/>
               </a:srgbClr>
             </a:outerShdw>
           </a:effectLst>
+        </a:effectStyle>
+        <a:effectStyle>
+          <a:effectLst>
+            <a:outerShdw blurRad="40000" dist="23000" dir="5400000" rotWithShape="0">
+              <a:srgbClr val="000000">
+                <a:alpha val="35000"/>
+              </a:srgbClr>
+            </a:outerShdw>
+          </a:effectLst>
+          <a:scene3d>
+            <a:camera prst="orthographicFront">
+              <a:rot lat="0" lon="0" rev="0"/>
+            </a:camera>
+            <a:lightRig rig="threePt" dir="t">
+              <a:rot lat="0" lon="0" rev="1200000"/>
+            </a:lightRig>
+          </a:scene3d>
+          <a:sp3d>
+            <a:bevelT w="63500" h="25400"/>
+          </a:sp3d>
         </a:effectStyle>
       </a:effectStyleLst>
       <a:bgFillStyleLst>
         <a:solidFill>
           <a:schemeClr val="phClr"/>
         </a:solidFill>
-        <a:solidFill>
-          <a:schemeClr val="phClr">
-            <a:tint val="95000"/>
-            <a:satMod val="170000"/>
-          </a:schemeClr>
-        </a:solidFill>
         <a:gradFill rotWithShape="1">
           <a:gsLst>
             <a:gs pos="0">
               <a:schemeClr val="phClr">
-                <a:tint val="93000"/>
-                <a:satMod val="150000"/>
-                <a:shade val="98000"/>
-                <a:lumMod val="102000"/>
+                <a:tint val="40000"/>
+                <a:satMod val="350000"/>
               </a:schemeClr>
             </a:gs>
-            <a:gs pos="50000">
+            <a:gs pos="40000">
               <a:schemeClr val="phClr">
-                <a:tint val="98000"/>
-                <a:satMod val="130000"/>
-                <a:shade val="90000"/>
-                <a:lumMod val="103000"/>
+                <a:tint val="45000"/>
+                <a:shade val="99000"/>
+                <a:satMod val="350000"/>
               </a:schemeClr>
             </a:gs>
             <a:gs pos="100000">
               <a:schemeClr val="phClr">
-                <a:shade val="63000"/>
-                <a:satMod val="120000"/>
+                <a:shade val="20000"/>
+                <a:satMod val="255000"/>
               </a:schemeClr>
             </a:gs>
           </a:gsLst>
-          <a:lin ang="5400000" scaled="0"/>
+          <a:path path="circle">
+            <a:fillToRect l="50000" t="-80000" r="50000" b="180000"/>
+          </a:path>
+        </a:gradFill>
+        <a:gradFill rotWithShape="1">
+          <a:gsLst>
+            <a:gs pos="0">
+              <a:schemeClr val="phClr">
+                <a:tint val="80000"/>
+                <a:satMod val="300000"/>
+              </a:schemeClr>
+            </a:gs>
+            <a:gs pos="100000">
+              <a:schemeClr val="phClr">
+                <a:shade val="30000"/>
+                <a:satMod val="200000"/>
+              </a:schemeClr>
+            </a:gs>
+          </a:gsLst>
+          <a:path path="circle">
+            <a:fillToRect l="50000" t="50000" r="50000" b="50000"/>
+          </a:path>
         </a:gradFill>
       </a:bgFillStyleLst>
     </a:fmtScheme>
   </a:themeElements>
-  <a:objectDefaults/>
+  <a:objectDefaults>
+    <a:spDef>
+      <a:spPr/>
+      <a:bodyPr/>
+      <a:lstStyle/>
+      <a:style>
+        <a:lnRef idx="1">
+          <a:schemeClr val="accent1"/>
+        </a:lnRef>
+        <a:fillRef idx="3">
+          <a:schemeClr val="accent1"/>
+        </a:fillRef>
+        <a:effectRef idx="2">
+          <a:schemeClr val="accent1"/>
+        </a:effectRef>
+        <a:fontRef idx="minor">
+          <a:schemeClr val="lt1"/>
+        </a:fontRef>
+      </a:style>
+    </a:spDef>
+    <a:lnDef>
+      <a:spPr/>
+      <a:bodyPr/>
+      <a:lstStyle/>
+      <a:style>
+        <a:lnRef idx="2">
+          <a:schemeClr val="accent1"/>
+        </a:lnRef>
+        <a:fillRef idx="0">
+          <a:schemeClr val="accent1"/>
+        </a:fillRef>
+        <a:effectRef idx="1">
+          <a:schemeClr val="accent1"/>
+        </a:effectRef>
+        <a:fontRef idx="minor">
+          <a:schemeClr val="tx1"/>
+        </a:fontRef>
+      </a:style>
+    </a:lnDef>
+  </a:objectDefaults>
   <a:extraClrSchemeLst/>
-  <a:extLst>
-    <a:ext uri="{05A4C25C-085E-4340-85A3-A5531E510DB2}">
-      <thm15:themeFamily xmlns:thm15="http://schemas.microsoft.com/office/thememl/2012/main" name="Office Theme" id="{2E142A2C-CD16-42D6-873A-C26D2A0506FA}" vid="{1BDDFF52-6CD6-40A5-AB3C-68EB2F1E4D0A}"/>
-    </a:ext>
-  </a:extLst>
 </a:theme>
 </file>